--- a/lab_docs/Lab06_AdaptiveFilters.docx
+++ b/lab_docs/Lab06_AdaptiveFilters.docx
@@ -1,6 +1,6 @@
 
 <file path=word/document.xml><?xml version="1.0" encoding="utf-8"?>
-<w:document xmlns:wpc="http://schemas.microsoft.com/office/word/2010/wordprocessingCanvas" xmlns:cx="http://schemas.microsoft.com/office/drawing/2014/chartex" xmlns:cx1="http://schemas.microsoft.com/office/drawing/2015/9/8/chartex" xmlns:cx2="http://schemas.microsoft.com/office/drawing/2015/10/21/chartex" xmlns:cx3="http://schemas.microsoft.com/office/drawing/2016/5/9/chartex" xmlns:cx4="http://schemas.microsoft.com/office/drawing/2016/5/10/chartex" xmlns:cx5="http://schemas.microsoft.com/office/drawing/2016/5/11/chartex" xmlns:cx6="http://schemas.microsoft.com/office/drawing/2016/5/12/chartex" xmlns:cx7="http://schemas.microsoft.com/office/drawing/2016/5/13/chartex" xmlns:cx8="http://schemas.microsoft.com/office/drawing/2016/5/14/chartex" xmlns:mc="http://schemas.openxmlformats.org/markup-compatibility/2006" xmlns:aink="http://schemas.microsoft.com/office/drawing/2016/ink" xmlns:am3d="http://schemas.microsoft.com/office/drawing/2017/model3d" xmlns:o="urn:schemas-microsoft-com:office:office" xmlns:r="http://schemas.openxmlformats.org/officeDocument/2006/relationships" xmlns:m="http://schemas.openxmlformats.org/officeDocument/2006/math" xmlns:v="urn:schemas-microsoft-com:vml" xmlns:wp14="http://schemas.microsoft.com/office/word/2010/wordprocessingDrawing" xmlns:wp="http://schemas.openxmlformats.org/drawingml/2006/wordprocessingDrawing" xmlns:w10="urn:schemas-microsoft-com:office:word" xmlns:w="http://schemas.openxmlformats.org/wordprocessingml/2006/main" xmlns:w14="http://schemas.microsoft.com/office/word/2010/wordml" xmlns:w15="http://schemas.microsoft.com/office/word/2012/wordml" xmlns:w16cid="http://schemas.microsoft.com/office/word/2016/wordml/cid" xmlns:w16se="http://schemas.microsoft.com/office/word/2015/wordml/symex" xmlns:wpg="http://schemas.microsoft.com/office/word/2010/wordprocessingGroup" xmlns:wpi="http://schemas.microsoft.com/office/word/2010/wordprocessingInk" xmlns:wne="http://schemas.microsoft.com/office/word/2006/wordml" xmlns:wps="http://schemas.microsoft.com/office/word/2010/wordprocessingShape" mc:Ignorable="w14 w15 w16se w16cid wp14">
+<w:document xmlns:wpc="http://schemas.microsoft.com/office/word/2010/wordprocessingCanvas" xmlns:cx="http://schemas.microsoft.com/office/drawing/2014/chartex" xmlns:cx1="http://schemas.microsoft.com/office/drawing/2015/9/8/chartex" xmlns:cx2="http://schemas.microsoft.com/office/drawing/2015/10/21/chartex" xmlns:cx3="http://schemas.microsoft.com/office/drawing/2016/5/9/chartex" xmlns:cx4="http://schemas.microsoft.com/office/drawing/2016/5/10/chartex" xmlns:cx5="http://schemas.microsoft.com/office/drawing/2016/5/11/chartex" xmlns:cx6="http://schemas.microsoft.com/office/drawing/2016/5/12/chartex" xmlns:cx7="http://schemas.microsoft.com/office/drawing/2016/5/13/chartex" xmlns:cx8="http://schemas.microsoft.com/office/drawing/2016/5/14/chartex" xmlns:mc="http://schemas.openxmlformats.org/markup-compatibility/2006" xmlns:aink="http://schemas.microsoft.com/office/drawing/2016/ink" xmlns:am3d="http://schemas.microsoft.com/office/drawing/2017/model3d" xmlns:o="urn:schemas-microsoft-com:office:office" xmlns:oel="http://schemas.microsoft.com/office/2019/extlst" xmlns:r="http://schemas.openxmlformats.org/officeDocument/2006/relationships" xmlns:m="http://schemas.openxmlformats.org/officeDocument/2006/math" xmlns:v="urn:schemas-microsoft-com:vml" xmlns:wp14="http://schemas.microsoft.com/office/word/2010/wordprocessingDrawing" xmlns:wp="http://schemas.openxmlformats.org/drawingml/2006/wordprocessingDrawing" xmlns:w10="urn:schemas-microsoft-com:office:word" xmlns:w="http://schemas.openxmlformats.org/wordprocessingml/2006/main" xmlns:w14="http://schemas.microsoft.com/office/word/2010/wordml" xmlns:w15="http://schemas.microsoft.com/office/word/2012/wordml" xmlns:w16cex="http://schemas.microsoft.com/office/word/2018/wordml/cex" xmlns:w16cid="http://schemas.microsoft.com/office/word/2016/wordml/cid" xmlns:w16="http://schemas.microsoft.com/office/word/2018/wordml" xmlns:w16du="http://schemas.microsoft.com/office/word/2023/wordml/word16du" xmlns:w16sdtdh="http://schemas.microsoft.com/office/word/2020/wordml/sdtdatahash" xmlns:w16sdtfl="http://schemas.microsoft.com/office/word/2024/wordml/sdtformatlock" xmlns:w16se="http://schemas.microsoft.com/office/word/2015/wordml/symex" xmlns:wpg="http://schemas.microsoft.com/office/word/2010/wordprocessingGroup" xmlns:wpi="http://schemas.microsoft.com/office/word/2010/wordprocessingInk" xmlns:wne="http://schemas.microsoft.com/office/word/2006/wordml" xmlns:wps="http://schemas.microsoft.com/office/word/2010/wordprocessingShape" mc:Ignorable="w14 w15 w16se w16cid w16 w16cex w16sdtdh w16sdtfl w16du wp14">
   <w:body>
     <w:p>
       <w:pPr>
@@ -198,7 +198,6 @@
               <w:b w:val="0"/>
               <w:color w:val="auto"/>
               <w:sz w:val="22"/>
-              <w:lang/>
             </w:rPr>
           </w:pPr>
           <w:r>
@@ -232,7 +231,6 @@
                 <w:b w:val="0"/>
                 <w:color w:val="auto"/>
                 <w:sz w:val="22"/>
-                <w:lang/>
               </w:rPr>
               <w:tab/>
             </w:r>
@@ -296,7 +294,6 @@
               <w:rFonts w:asciiTheme="minorHAnsi" w:hAnsiTheme="minorHAnsi"/>
               <w:noProof/>
               <w:color w:val="auto"/>
-              <w:lang/>
             </w:rPr>
           </w:pPr>
           <w:hyperlink w:anchor="_Toc29196169" w:history="1">
@@ -312,7 +309,6 @@
                 <w:rFonts w:asciiTheme="minorHAnsi" w:hAnsiTheme="minorHAnsi"/>
                 <w:noProof/>
                 <w:color w:val="auto"/>
-                <w:lang/>
               </w:rPr>
               <w:tab/>
             </w:r>
@@ -381,7 +377,6 @@
               <w:b w:val="0"/>
               <w:color w:val="auto"/>
               <w:sz w:val="22"/>
-              <w:lang/>
             </w:rPr>
           </w:pPr>
           <w:hyperlink w:anchor="_Toc29196170" w:history="1">
@@ -397,7 +392,6 @@
                 <w:b w:val="0"/>
                 <w:color w:val="auto"/>
                 <w:sz w:val="22"/>
-                <w:lang/>
               </w:rPr>
               <w:tab/>
             </w:r>
@@ -458,7 +452,6 @@
               <w:b w:val="0"/>
               <w:color w:val="auto"/>
               <w:sz w:val="22"/>
-              <w:lang/>
             </w:rPr>
           </w:pPr>
           <w:hyperlink w:anchor="_Toc29196171" w:history="1">
@@ -474,7 +467,6 @@
                 <w:b w:val="0"/>
                 <w:color w:val="auto"/>
                 <w:sz w:val="22"/>
-                <w:lang/>
               </w:rPr>
               <w:tab/>
             </w:r>
@@ -535,7 +527,6 @@
               <w:b w:val="0"/>
               <w:color w:val="auto"/>
               <w:sz w:val="22"/>
-              <w:lang/>
             </w:rPr>
           </w:pPr>
           <w:hyperlink w:anchor="_Toc29196172" w:history="1">
@@ -551,7 +542,6 @@
                 <w:b w:val="0"/>
                 <w:color w:val="auto"/>
                 <w:sz w:val="22"/>
-                <w:lang/>
               </w:rPr>
               <w:tab/>
             </w:r>
@@ -612,7 +602,6 @@
               <w:b w:val="0"/>
               <w:color w:val="auto"/>
               <w:sz w:val="22"/>
-              <w:lang/>
             </w:rPr>
           </w:pPr>
           <w:hyperlink w:anchor="_Toc29196173" w:history="1">
@@ -628,7 +617,6 @@
                 <w:b w:val="0"/>
                 <w:color w:val="auto"/>
                 <w:sz w:val="22"/>
-                <w:lang/>
               </w:rPr>
               <w:tab/>
             </w:r>
@@ -689,7 +677,6 @@
               <w:b w:val="0"/>
               <w:color w:val="auto"/>
               <w:sz w:val="22"/>
-              <w:lang/>
             </w:rPr>
           </w:pPr>
           <w:hyperlink w:anchor="_Toc29196174" w:history="1">
@@ -705,7 +692,6 @@
                 <w:b w:val="0"/>
                 <w:color w:val="auto"/>
                 <w:sz w:val="22"/>
-                <w:lang/>
               </w:rPr>
               <w:tab/>
             </w:r>
@@ -769,7 +755,6 @@
               <w:rFonts w:asciiTheme="minorHAnsi" w:hAnsiTheme="minorHAnsi"/>
               <w:noProof/>
               <w:color w:val="auto"/>
-              <w:lang/>
             </w:rPr>
           </w:pPr>
           <w:hyperlink w:anchor="_Toc29196175" w:history="1">
@@ -785,7 +770,6 @@
                 <w:rFonts w:asciiTheme="minorHAnsi" w:hAnsiTheme="minorHAnsi"/>
                 <w:noProof/>
                 <w:color w:val="auto"/>
-                <w:lang/>
               </w:rPr>
               <w:tab/>
             </w:r>
@@ -854,7 +838,6 @@
               <w:b w:val="0"/>
               <w:color w:val="auto"/>
               <w:sz w:val="22"/>
-              <w:lang/>
             </w:rPr>
           </w:pPr>
           <w:hyperlink w:anchor="_Toc29196176" w:history="1">
@@ -870,7 +853,6 @@
                 <w:b w:val="0"/>
                 <w:color w:val="auto"/>
                 <w:sz w:val="22"/>
-                <w:lang/>
               </w:rPr>
               <w:tab/>
             </w:r>
@@ -941,10 +923,10 @@
           <w:b/>
         </w:rPr>
         <w:sectPr>
-          <w:headerReference w:type="default" r:id="rId8"/>
-          <w:footerReference w:type="default" r:id="rId9"/>
-          <w:headerReference w:type="first" r:id="rId10"/>
-          <w:footerReference w:type="first" r:id="rId11"/>
+          <w:headerReference w:type="default" r:id="rId12"/>
+          <w:footerReference w:type="default" r:id="rId13"/>
+          <w:headerReference w:type="first" r:id="rId14"/>
+          <w:footerReference w:type="first" r:id="rId15"/>
           <w:pgSz w:w="11906" w:h="16838"/>
           <w:pgMar w:top="1560" w:right="1440" w:bottom="1440" w:left="1440" w:header="142" w:footer="708" w:gutter="0"/>
           <w:pgNumType w:start="0"/>
@@ -1458,10 +1440,10 @@
             <v:path o:extrusionok="f" gradientshapeok="t" o:connecttype="rect"/>
             <o:lock v:ext="edit" aspectratio="t"/>
           </v:shapetype>
-          <v:shape id="_x0000_i1025" type="#_x0000_t75" style="width:119.25pt;height:34.5pt" o:ole="">
-            <v:imagedata r:id="rId12" o:title=""/>
+          <v:shape id="_x0000_i1025" type="#_x0000_t75" style="width:119.4pt;height:34.8pt" o:ole="">
+            <v:imagedata r:id="rId16" o:title=""/>
           </v:shape>
-          <o:OLEObject Type="Embed" ProgID="Equation.3" ShapeID="_x0000_i1025" DrawAspect="Content" ObjectID="_1639808996" r:id="rId13"/>
+          <o:OLEObject Type="Embed" ProgID="Equation.3" ShapeID="_x0000_i1025" DrawAspect="Content" ObjectID="_1835785078" r:id="rId17"/>
         </w:object>
       </w:r>
       <w:r>
@@ -1514,10 +1496,10 @@
           <w:position w:val="-10"/>
         </w:rPr>
         <w:object w:dxaOrig="1820" w:dyaOrig="320" w14:anchorId="04A5BED0">
-          <v:shape id="_x0000_i1026" type="#_x0000_t75" style="width:91.5pt;height:15pt" o:ole="">
-            <v:imagedata r:id="rId14" o:title=""/>
+          <v:shape id="_x0000_i1026" type="#_x0000_t75" style="width:91.2pt;height:15pt" o:ole="">
+            <v:imagedata r:id="rId18" o:title=""/>
           </v:shape>
-          <o:OLEObject Type="Embed" ProgID="Equation.3" ShapeID="_x0000_i1026" DrawAspect="Content" ObjectID="_1639808997" r:id="rId15"/>
+          <o:OLEObject Type="Embed" ProgID="Equation.3" ShapeID="_x0000_i1026" DrawAspect="Content" ObjectID="_1835785079" r:id="rId19"/>
         </w:object>
       </w:r>
       <w:r>
@@ -1553,9 +1535,9 @@
         </w:rPr>
         <w:object w:dxaOrig="3420" w:dyaOrig="360" w14:anchorId="6595D287">
           <v:shape id="_x0000_i1027" type="#_x0000_t75" style="width:171pt;height:18pt" o:ole="">
-            <v:imagedata r:id="rId16" o:title=""/>
+            <v:imagedata r:id="rId20" o:title=""/>
           </v:shape>
-          <o:OLEObject Type="Embed" ProgID="Equation.3" ShapeID="_x0000_i1027" DrawAspect="Content" ObjectID="_1639808998" r:id="rId17"/>
+          <o:OLEObject Type="Embed" ProgID="Equation.3" ShapeID="_x0000_i1027" DrawAspect="Content" ObjectID="_1835785080" r:id="rId21"/>
         </w:object>
       </w:r>
       <w:r>
@@ -1574,8 +1556,6 @@
         <w:tab/>
         <w:t>(3)</w:t>
       </w:r>
-      <w:bookmarkStart w:id="9" w:name="_GoBack"/>
-      <w:bookmarkEnd w:id="9"/>
     </w:p>
     <w:p>
       <w:pPr>
@@ -1611,7 +1591,7 @@
                     </pic:cNvPicPr>
                   </pic:nvPicPr>
                   <pic:blipFill>
-                    <a:blip r:embed="rId18" cstate="print"/>
+                    <a:blip r:embed="rId22" cstate="print"/>
                     <a:srcRect/>
                     <a:stretch>
                       <a:fillRect/>
@@ -1645,7 +1625,7 @@
         <w:pStyle w:val="Caption"/>
         <w:jc w:val="center"/>
       </w:pPr>
-      <w:bookmarkStart w:id="10" w:name="_Ref19115764"/>
+      <w:bookmarkStart w:id="9" w:name="_Ref19115764"/>
       <w:r>
         <w:t xml:space="preserve">Figure </w:t>
       </w:r>
@@ -1664,7 +1644,7 @@
       <w:r>
         <w:fldChar w:fldCharType="end"/>
       </w:r>
-      <w:bookmarkEnd w:id="10"/>
+      <w:bookmarkEnd w:id="9"/>
       <w:r>
         <w:t xml:space="preserve">: Block diagram of adaptive filter implemented by program </w:t>
       </w:r>
@@ -1764,10 +1744,10 @@
           <w:position w:val="-10"/>
         </w:rPr>
         <w:object w:dxaOrig="2060" w:dyaOrig="320" w14:anchorId="605BD287">
-          <v:shape id="_x0000_i1028" type="#_x0000_t75" style="width:103.5pt;height:15pt" o:ole="">
-            <v:imagedata r:id="rId19" o:title=""/>
+          <v:shape id="_x0000_i1028" type="#_x0000_t75" style="width:103.8pt;height:15pt" o:ole="">
+            <v:imagedata r:id="rId23" o:title=""/>
           </v:shape>
-          <o:OLEObject Type="Embed" ProgID="Equation.3" ShapeID="_x0000_i1028" DrawAspect="Content" ObjectID="_1639808999" r:id="rId20"/>
+          <o:OLEObject Type="Embed" ProgID="Equation.3" ShapeID="_x0000_i1028" DrawAspect="Content" ObjectID="_1835785081" r:id="rId24"/>
         </w:object>
       </w:r>
       <w:r>
@@ -1812,10 +1792,10 @@
           <w:position w:val="-10"/>
         </w:rPr>
         <w:object w:dxaOrig="1840" w:dyaOrig="320" w14:anchorId="3DA85E48">
-          <v:shape id="_x0000_i1029" type="#_x0000_t75" style="width:91.5pt;height:15pt" o:ole="">
-            <v:imagedata r:id="rId21" o:title=""/>
+          <v:shape id="_x0000_i1029" type="#_x0000_t75" style="width:91.8pt;height:15pt" o:ole="">
+            <v:imagedata r:id="rId25" o:title=""/>
           </v:shape>
-          <o:OLEObject Type="Embed" ProgID="Equation.3" ShapeID="_x0000_i1029" DrawAspect="Content" ObjectID="_1639809000" r:id="rId22"/>
+          <o:OLEObject Type="Embed" ProgID="Equation.3" ShapeID="_x0000_i1029" DrawAspect="Content" ObjectID="_1835785082" r:id="rId26"/>
         </w:object>
       </w:r>
       <w:r>
@@ -2124,8 +2104,17 @@
           <w:sz w:val="18"/>
           <w:szCs w:val="18"/>
         </w:rPr>
-        <w:t>NUM_ITERS];</w:t>
-      </w:r>
+        <w:t>NUM_ITERS</w:t>
+      </w:r>
+      <w:proofErr w:type="gramStart"/>
+      <w:r>
+        <w:rPr>
+          <w:sz w:val="18"/>
+          <w:szCs w:val="18"/>
+        </w:rPr>
+        <w:t>];</w:t>
+      </w:r>
+      <w:proofErr w:type="gramEnd"/>
     </w:p>
     <w:p>
       <w:pPr>
@@ -2157,8 +2146,17 @@
           <w:sz w:val="18"/>
           <w:szCs w:val="18"/>
         </w:rPr>
-        <w:t>NUM_ITERS];</w:t>
-      </w:r>
+        <w:t>NUM_ITERS</w:t>
+      </w:r>
+      <w:proofErr w:type="gramStart"/>
+      <w:r>
+        <w:rPr>
+          <w:sz w:val="18"/>
+          <w:szCs w:val="18"/>
+        </w:rPr>
+        <w:t>];</w:t>
+      </w:r>
+      <w:proofErr w:type="gramEnd"/>
     </w:p>
     <w:p>
       <w:pPr>
@@ -2255,8 +2253,18 @@
           <w:szCs w:val="18"/>
           <w:lang w:val="fr-FR"/>
         </w:rPr>
-        <w:t xml:space="preserve"> i, t;</w:t>
-      </w:r>
+        <w:t xml:space="preserve"> i, </w:t>
+      </w:r>
+      <w:proofErr w:type="gramStart"/>
+      <w:r>
+        <w:rPr>
+          <w:sz w:val="18"/>
+          <w:szCs w:val="18"/>
+          <w:lang w:val="fr-FR"/>
+        </w:rPr>
+        <w:t>t;</w:t>
+      </w:r>
+      <w:proofErr w:type="gramEnd"/>
     </w:p>
     <w:p>
       <w:pPr>
@@ -2284,8 +2292,18 @@
           <w:szCs w:val="18"/>
           <w:lang w:val="fr-FR"/>
         </w:rPr>
-        <w:t>32_t d, y, e;</w:t>
-      </w:r>
+        <w:t xml:space="preserve">32_t d, y, </w:t>
+      </w:r>
+      <w:proofErr w:type="gramStart"/>
+      <w:r>
+        <w:rPr>
+          <w:sz w:val="18"/>
+          <w:szCs w:val="18"/>
+          <w:lang w:val="fr-FR"/>
+        </w:rPr>
+        <w:t>e;</w:t>
+      </w:r>
+      <w:proofErr w:type="gramEnd"/>
     </w:p>
     <w:p>
       <w:pPr>
@@ -2326,7 +2344,25 @@
           <w:szCs w:val="18"/>
           <w:lang w:val="fr-FR"/>
         </w:rPr>
-        <w:t xml:space="preserve"> main()</w:t>
+        <w:t xml:space="preserve"> </w:t>
+      </w:r>
+      <w:proofErr w:type="gramStart"/>
+      <w:r>
+        <w:rPr>
+          <w:sz w:val="18"/>
+          <w:szCs w:val="18"/>
+          <w:lang w:val="fr-FR"/>
+        </w:rPr>
+        <w:t>main(</w:t>
+      </w:r>
+      <w:proofErr w:type="gramEnd"/>
+      <w:r>
+        <w:rPr>
+          <w:sz w:val="18"/>
+          <w:szCs w:val="18"/>
+          <w:lang w:val="fr-FR"/>
+        </w:rPr>
+        <w:t>)</w:t>
       </w:r>
     </w:p>
     <w:p>
@@ -2382,7 +2418,43 @@
           <w:szCs w:val="18"/>
           <w:lang w:val="fr-FR"/>
         </w:rPr>
-        <w:t xml:space="preserve"> (t = 0; t &lt; NUM_ITERS; t++)</w:t>
+        <w:t xml:space="preserve"> (t = </w:t>
+      </w:r>
+      <w:proofErr w:type="gramStart"/>
+      <w:r>
+        <w:rPr>
+          <w:sz w:val="18"/>
+          <w:szCs w:val="18"/>
+          <w:lang w:val="fr-FR"/>
+        </w:rPr>
+        <w:t>0;</w:t>
+      </w:r>
+      <w:proofErr w:type="gramEnd"/>
+      <w:r>
+        <w:rPr>
+          <w:sz w:val="18"/>
+          <w:szCs w:val="18"/>
+          <w:lang w:val="fr-FR"/>
+        </w:rPr>
+        <w:t xml:space="preserve"> t &lt; NUM_</w:t>
+      </w:r>
+      <w:proofErr w:type="gramStart"/>
+      <w:r>
+        <w:rPr>
+          <w:sz w:val="18"/>
+          <w:szCs w:val="18"/>
+          <w:lang w:val="fr-FR"/>
+        </w:rPr>
+        <w:t>ITERS;</w:t>
+      </w:r>
+      <w:proofErr w:type="gramEnd"/>
+      <w:r>
+        <w:rPr>
+          <w:sz w:val="18"/>
+          <w:szCs w:val="18"/>
+          <w:lang w:val="fr-FR"/>
+        </w:rPr>
+        <w:t xml:space="preserve"> t++)</w:t>
       </w:r>
     </w:p>
     <w:p>
@@ -2440,7 +2512,23 @@
           <w:sz w:val="18"/>
           <w:szCs w:val="18"/>
         </w:rPr>
-        <w:t>0] = sin(2*PI*t/8);        // get new input sample</w:t>
+        <w:t>0] = sin(2*PI*t/8</w:t>
+      </w:r>
+      <w:proofErr w:type="gramStart"/>
+      <w:r>
+        <w:rPr>
+          <w:sz w:val="18"/>
+          <w:szCs w:val="18"/>
+        </w:rPr>
+        <w:t xml:space="preserve">);   </w:t>
+      </w:r>
+      <w:proofErr w:type="gramEnd"/>
+      <w:r>
+        <w:rPr>
+          <w:sz w:val="18"/>
+          <w:szCs w:val="18"/>
+        </w:rPr>
+        <w:t xml:space="preserve">     // get new input sample</w:t>
       </w:r>
     </w:p>
     <w:p>
@@ -3042,8 +3130,17 @@
           <w:sz w:val="18"/>
           <w:szCs w:val="18"/>
         </w:rPr>
-        <w:t>0, SOURCE_FILE_NAME, GRAPH);</w:t>
-      </w:r>
+        <w:t>0, SOURCE_FILE_NAME, GRAPH</w:t>
+      </w:r>
+      <w:proofErr w:type="gramStart"/>
+      <w:r>
+        <w:rPr>
+          <w:sz w:val="18"/>
+          <w:szCs w:val="18"/>
+        </w:rPr>
+        <w:t>);</w:t>
+      </w:r>
+      <w:proofErr w:type="gramEnd"/>
     </w:p>
     <w:p>
       <w:pPr>
@@ -3142,8 +3239,17 @@
           <w:sz w:val="18"/>
           <w:szCs w:val="18"/>
         </w:rPr>
-        <w:t>desired, NUM_ITERS, 0, 0);</w:t>
-      </w:r>
+        <w:t>desired, NUM_ITERS, 0, 0</w:t>
+      </w:r>
+      <w:proofErr w:type="gramStart"/>
+      <w:r>
+        <w:rPr>
+          <w:sz w:val="18"/>
+          <w:szCs w:val="18"/>
+        </w:rPr>
+        <w:t>);</w:t>
+      </w:r>
+      <w:proofErr w:type="gramEnd"/>
     </w:p>
     <w:p>
       <w:pPr>
@@ -3190,16 +3296,9 @@
           <w:sz w:val="18"/>
           <w:szCs w:val="18"/>
         </w:rPr>
-        <w:t>(</w:t>
+        <w:t>();</w:t>
       </w:r>
       <w:proofErr w:type="gramEnd"/>
-      <w:r>
-        <w:rPr>
-          <w:sz w:val="18"/>
-          <w:szCs w:val="18"/>
-        </w:rPr>
-        <w:t>);</w:t>
-      </w:r>
     </w:p>
     <w:p>
       <w:pPr>
@@ -3256,8 +3355,17 @@
           <w:sz w:val="18"/>
           <w:szCs w:val="18"/>
         </w:rPr>
-        <w:t>, NUM_ITERS, 0, 0);</w:t>
-      </w:r>
+        <w:t>, NUM_ITERS, 0, 0</w:t>
+      </w:r>
+      <w:proofErr w:type="gramStart"/>
+      <w:r>
+        <w:rPr>
+          <w:sz w:val="18"/>
+          <w:szCs w:val="18"/>
+        </w:rPr>
+        <w:t>);</w:t>
+      </w:r>
+      <w:proofErr w:type="gramEnd"/>
     </w:p>
     <w:p>
       <w:pPr>
@@ -3304,16 +3412,9 @@
           <w:sz w:val="18"/>
           <w:szCs w:val="18"/>
         </w:rPr>
-        <w:t>(</w:t>
+        <w:t>();</w:t>
       </w:r>
       <w:proofErr w:type="gramEnd"/>
-      <w:r>
-        <w:rPr>
-          <w:sz w:val="18"/>
-          <w:szCs w:val="18"/>
-        </w:rPr>
-        <w:t>);</w:t>
-      </w:r>
     </w:p>
     <w:p>
       <w:pPr>
@@ -3361,8 +3462,17 @@
           <w:sz w:val="18"/>
           <w:szCs w:val="18"/>
         </w:rPr>
-        <w:t>error, NUM_ITERS, 0, 0);</w:t>
-      </w:r>
+        <w:t>error, NUM_ITERS, 0, 0</w:t>
+      </w:r>
+      <w:proofErr w:type="gramStart"/>
+      <w:r>
+        <w:rPr>
+          <w:sz w:val="18"/>
+          <w:szCs w:val="18"/>
+        </w:rPr>
+        <w:t>);</w:t>
+      </w:r>
+      <w:proofErr w:type="gramEnd"/>
     </w:p>
     <w:p>
       <w:pPr>
@@ -3409,16 +3519,9 @@
           <w:sz w:val="18"/>
           <w:szCs w:val="18"/>
         </w:rPr>
-        <w:t>(</w:t>
+        <w:t>();</w:t>
       </w:r>
       <w:proofErr w:type="gramEnd"/>
-      <w:r>
-        <w:rPr>
-          <w:sz w:val="18"/>
-          <w:szCs w:val="18"/>
-        </w:rPr>
-        <w:t>);</w:t>
-      </w:r>
     </w:p>
     <w:p>
       <w:pPr>
@@ -3501,10 +3604,10 @@
           <w:position w:val="-6"/>
         </w:rPr>
         <w:object w:dxaOrig="1040" w:dyaOrig="279" w14:anchorId="01AE1634">
-          <v:shape id="_x0000_i1030" type="#_x0000_t75" style="width:52.5pt;height:15pt" o:ole="">
-            <v:imagedata r:id="rId23" o:title=""/>
+          <v:shape id="_x0000_i1030" type="#_x0000_t75" style="width:52.8pt;height:15pt" o:ole="">
+            <v:imagedata r:id="rId27" o:title=""/>
           </v:shape>
-          <o:OLEObject Type="Embed" ProgID="Equation.3" ShapeID="_x0000_i1030" DrawAspect="Content" ObjectID="_1639809001" r:id="rId24"/>
+          <o:OLEObject Type="Embed" ProgID="Equation.3" ShapeID="_x0000_i1030" DrawAspect="Content" ObjectID="_1835785083" r:id="rId28"/>
         </w:object>
       </w:r>
       <w:r>
@@ -3808,7 +3911,7 @@
                     </pic:cNvPicPr>
                   </pic:nvPicPr>
                   <pic:blipFill>
-                    <a:blip r:embed="rId25" cstate="print"/>
+                    <a:blip r:embed="rId29" cstate="print"/>
                     <a:srcRect/>
                     <a:stretch>
                       <a:fillRect/>
@@ -3917,7 +4020,7 @@
                     </pic:cNvPicPr>
                   </pic:nvPicPr>
                   <pic:blipFill>
-                    <a:blip r:embed="rId26" cstate="print"/>
+                    <a:blip r:embed="rId30" cstate="print"/>
                     <a:srcRect/>
                     <a:stretch>
                       <a:fillRect/>
@@ -4029,7 +4132,7 @@
                     </pic:cNvPicPr>
                   </pic:nvPicPr>
                   <pic:blipFill>
-                    <a:blip r:embed="rId27" cstate="print"/>
+                    <a:blip r:embed="rId31" cstate="print"/>
                     <a:srcRect/>
                     <a:stretch>
                       <a:fillRect/>
@@ -4152,7 +4255,7 @@
       <w:pPr>
         <w:pStyle w:val="Heading1"/>
       </w:pPr>
-      <w:bookmarkStart w:id="11" w:name="_Toc29196172"/>
+      <w:bookmarkStart w:id="10" w:name="_Toc29196172"/>
       <w:r>
         <w:t xml:space="preserve">Adaptive FIR </w:t>
       </w:r>
@@ -4192,7 +4295,7 @@
       <w:r>
         <w:t>nputs</w:t>
       </w:r>
-      <w:bookmarkEnd w:id="11"/>
+      <w:bookmarkEnd w:id="10"/>
     </w:p>
     <w:p>
       <w:pPr>
@@ -7082,7 +7185,7 @@
       <w:pPr>
         <w:pStyle w:val="Caption"/>
       </w:pPr>
-      <w:bookmarkStart w:id="12" w:name="_Ref19178377"/>
+      <w:bookmarkStart w:id="11" w:name="_Ref19178377"/>
       <w:r>
         <w:t xml:space="preserve">Figure </w:t>
       </w:r>
@@ -7101,7 +7204,7 @@
       <w:r>
         <w:fldChar w:fldCharType="end"/>
       </w:r>
-      <w:bookmarkEnd w:id="12"/>
+      <w:bookmarkEnd w:id="11"/>
       <w:r>
         <w:t xml:space="preserve">: Block diagram representation of program </w:t>
       </w:r>
@@ -7255,10 +7358,21 @@
         <w:rPr>
           <w:rFonts w:ascii="Courier New" w:hAnsi="Courier New" w:cs="Courier New"/>
         </w:rPr>
-        <w:t>start address + 0x400</w:t>
-      </w:r>
-      <w:r>
-        <w:t>, and plot</w:t>
+        <w:t xml:space="preserve">start address + </w:t>
+      </w:r>
+      <w:proofErr w:type="gramStart"/>
+      <w:r>
+        <w:rPr>
+          <w:rFonts w:ascii="Courier New" w:hAnsi="Courier New" w:cs="Courier New"/>
+        </w:rPr>
+        <w:t>0x400</w:t>
+      </w:r>
+      <w:r>
+        <w:t>, and</w:t>
+      </w:r>
+      <w:proofErr w:type="gramEnd"/>
+      <w:r>
+        <w:t xml:space="preserve"> plot</w:t>
       </w:r>
       <w:r>
         <w:t>ted</w:t>
@@ -7347,7 +7461,7 @@
       <w:pPr>
         <w:pStyle w:val="Heading1"/>
       </w:pPr>
-      <w:bookmarkStart w:id="13" w:name="_Toc29196173"/>
+      <w:bookmarkStart w:id="12" w:name="_Toc29196173"/>
       <w:r>
         <w:t>Normali</w:t>
       </w:r>
@@ -7363,7 +7477,7 @@
       <w:r>
         <w:t>lgorithm</w:t>
       </w:r>
-      <w:bookmarkEnd w:id="13"/>
+      <w:bookmarkEnd w:id="12"/>
     </w:p>
     <w:p>
       <w:pPr>
@@ -7684,10 +7798,10 @@
           <w:position w:val="-28"/>
         </w:rPr>
         <w:object w:dxaOrig="2079" w:dyaOrig="680" w14:anchorId="2F72184B">
-          <v:shape id="_x0000_i1031" type="#_x0000_t75" style="width:104.25pt;height:34.5pt" o:ole="">
-            <v:imagedata r:id="rId28" o:title=""/>
+          <v:shape id="_x0000_i1031" type="#_x0000_t75" style="width:104.4pt;height:34.8pt" o:ole="">
+            <v:imagedata r:id="rId32" o:title=""/>
           </v:shape>
-          <o:OLEObject Type="Embed" ProgID="Equation.3" ShapeID="_x0000_i1031" DrawAspect="Content" ObjectID="_1639809002" r:id="rId29"/>
+          <o:OLEObject Type="Embed" ProgID="Equation.3" ShapeID="_x0000_i1031" DrawAspect="Content" ObjectID="_1835785084" r:id="rId33"/>
         </w:object>
       </w:r>
       <w:r>
@@ -7752,10 +7866,10 @@
           <w:position w:val="-28"/>
         </w:rPr>
         <w:object w:dxaOrig="3860" w:dyaOrig="660" w14:anchorId="471AC665">
-          <v:shape id="_x0000_i1032" type="#_x0000_t75" style="width:193.5pt;height:32.25pt" o:ole="">
-            <v:imagedata r:id="rId30" o:title=""/>
+          <v:shape id="_x0000_i1032" type="#_x0000_t75" style="width:193.8pt;height:32.4pt" o:ole="">
+            <v:imagedata r:id="rId34" o:title=""/>
           </v:shape>
-          <o:OLEObject Type="Embed" ProgID="Equation.3" ShapeID="_x0000_i1032" DrawAspect="Content" ObjectID="_1639809003" r:id="rId31"/>
+          <o:OLEObject Type="Embed" ProgID="Equation.3" ShapeID="_x0000_i1032" DrawAspect="Content" ObjectID="_1835785085" r:id="rId35"/>
         </w:object>
       </w:r>
       <w:r>
@@ -7885,31 +7999,31 @@
       <w:pPr>
         <w:pStyle w:val="Heading1"/>
       </w:pPr>
-      <w:bookmarkStart w:id="14" w:name="_Toc19190265"/>
-      <w:bookmarkStart w:id="15" w:name="_Toc29196174"/>
+      <w:bookmarkStart w:id="13" w:name="_Toc19190265"/>
+      <w:bookmarkStart w:id="14" w:name="_Toc29196174"/>
+      <w:bookmarkEnd w:id="13"/>
+      <w:r>
+        <w:t xml:space="preserve">Adaptive FIR Filter for </w:t>
+      </w:r>
+      <w:r>
+        <w:t>S</w:t>
+      </w:r>
+      <w:r>
+        <w:t xml:space="preserve">ystem </w:t>
+      </w:r>
+      <w:r>
+        <w:t>I</w:t>
+      </w:r>
+      <w:r>
+        <w:t xml:space="preserve">dentification of IIR </w:t>
+      </w:r>
+      <w:r>
+        <w:t>F</w:t>
+      </w:r>
+      <w:r>
+        <w:t>ilter</w:t>
+      </w:r>
       <w:bookmarkEnd w:id="14"/>
-      <w:r>
-        <w:t xml:space="preserve">Adaptive FIR Filter for </w:t>
-      </w:r>
-      <w:r>
-        <w:t>S</w:t>
-      </w:r>
-      <w:r>
-        <w:t xml:space="preserve">ystem </w:t>
-      </w:r>
-      <w:r>
-        <w:t>I</w:t>
-      </w:r>
-      <w:r>
-        <w:t xml:space="preserve">dentification of IIR </w:t>
-      </w:r>
-      <w:r>
-        <w:t>F</w:t>
-      </w:r>
-      <w:r>
-        <w:t>ilter</w:t>
-      </w:r>
-      <w:bookmarkEnd w:id="15"/>
     </w:p>
     <w:p>
       <w:r>
@@ -10124,7 +10238,7 @@
         <w:pStyle w:val="Caption"/>
         <w:jc w:val="center"/>
       </w:pPr>
-      <w:bookmarkStart w:id="16" w:name="_Ref19181802"/>
+      <w:bookmarkStart w:id="15" w:name="_Ref19181802"/>
       <w:r>
         <w:t xml:space="preserve">Figure </w:t>
       </w:r>
@@ -10143,7 +10257,7 @@
       <w:r>
         <w:fldChar w:fldCharType="end"/>
       </w:r>
-      <w:bookmarkEnd w:id="16"/>
+      <w:bookmarkEnd w:id="15"/>
       <w:r>
         <w:t xml:space="preserve">: Block diagram representation of program </w:t>
       </w:r>
@@ -10304,10 +10418,21 @@
         <w:rPr>
           <w:rFonts w:ascii="Courier New" w:hAnsi="Courier New" w:cs="Courier New"/>
         </w:rPr>
-        <w:t>start address + 0x400</w:t>
-      </w:r>
-      <w:r>
-        <w:t xml:space="preserve">, and plotted using the MATLAB function </w:t>
+        <w:t xml:space="preserve">start address + </w:t>
+      </w:r>
+      <w:proofErr w:type="gramStart"/>
+      <w:r>
+        <w:rPr>
+          <w:rFonts w:ascii="Courier New" w:hAnsi="Courier New" w:cs="Courier New"/>
+        </w:rPr>
+        <w:t>0x400</w:t>
+      </w:r>
+      <w:r>
+        <w:t>, and</w:t>
+      </w:r>
+      <w:proofErr w:type="gramEnd"/>
+      <w:r>
+        <w:t xml:space="preserve"> plotted using the MATLAB function </w:t>
       </w:r>
       <w:r>
         <w:rPr>
@@ -10372,15 +10497,15 @@
         <w:t xml:space="preserve">the </w:t>
       </w:r>
       <w:r>
-        <w:t xml:space="preserve">interest might be said to lie in the output of the adaptive filter or in its coefficients. In both examples, </w:t>
+        <w:t xml:space="preserve">interest might be said to lie in the output of the adaptive filter or in its coefficients. In both examples, an FIR filter is adapted </w:t>
       </w:r>
       <w:proofErr w:type="gramStart"/>
       <w:r>
-        <w:t>an</w:t>
+        <w:t>so as to</w:t>
       </w:r>
       <w:proofErr w:type="gramEnd"/>
       <w:r>
-        <w:t xml:space="preserve"> FIR filter is adapted so as to take on the characteristics of an IIR filter.</w:t>
+        <w:t xml:space="preserve"> take on the characteristics of an IIR filter.</w:t>
       </w:r>
     </w:p>
     <w:p>
@@ -10438,11 +10563,11 @@
       <w:pPr>
         <w:pStyle w:val="Heading2"/>
       </w:pPr>
-      <w:bookmarkStart w:id="17" w:name="_Toc29196175"/>
+      <w:bookmarkStart w:id="16" w:name="_Toc29196175"/>
       <w:r>
         <w:t>Exercise</w:t>
       </w:r>
-      <w:bookmarkEnd w:id="17"/>
+      <w:bookmarkEnd w:id="16"/>
     </w:p>
     <w:p>
       <w:r>
@@ -10501,7 +10626,7 @@
                     </pic:cNvPicPr>
                   </pic:nvPicPr>
                   <pic:blipFill>
-                    <a:blip r:embed="rId32" cstate="print">
+                    <a:blip r:embed="rId36" cstate="print">
                       <a:extLst>
                         <a:ext uri="{28A0092B-C50C-407E-A947-70E740481C1C}">
                           <a14:useLocalDpi xmlns:a14="http://schemas.microsoft.com/office/drawing/2010/main" val="0"/>
@@ -10563,7 +10688,7 @@
                     </pic:cNvPicPr>
                   </pic:nvPicPr>
                   <pic:blipFill>
-                    <a:blip r:embed="rId33" cstate="print"/>
+                    <a:blip r:embed="rId37" cstate="print"/>
                     <a:srcRect/>
                     <a:stretch>
                       <a:fillRect/>
@@ -10629,12 +10754,12 @@
       <w:pPr>
         <w:pStyle w:val="Heading1"/>
       </w:pPr>
-      <w:bookmarkStart w:id="18" w:name="_Toc29196176"/>
+      <w:bookmarkStart w:id="17" w:name="_Toc29196176"/>
       <w:r>
         <w:lastRenderedPageBreak/>
         <w:t>Conclusions</w:t>
       </w:r>
-      <w:bookmarkEnd w:id="18"/>
+      <w:bookmarkEnd w:id="17"/>
     </w:p>
     <w:p>
       <w:pPr>
@@ -10645,14 +10770,14 @@
       <w:r>
         <w:t>This laboratory exercise has introduced the LMS and normalized LMS algorithms for adaptive FIR filters. Real-time implementations of noise cancellation and system identification have been demonstrated.</w:t>
       </w:r>
-      <w:bookmarkStart w:id="19" w:name="_Toc5031133"/>
-      <w:bookmarkStart w:id="20" w:name="_Cannot_see_IDCODE"/>
+      <w:bookmarkStart w:id="18" w:name="_Toc5031133"/>
+      <w:bookmarkStart w:id="19" w:name="_Cannot_see_IDCODE"/>
+      <w:bookmarkEnd w:id="18"/>
       <w:bookmarkEnd w:id="19"/>
-      <w:bookmarkEnd w:id="20"/>
     </w:p>
     <w:sectPr>
-      <w:footerReference w:type="default" r:id="rId34"/>
-      <w:headerReference w:type="first" r:id="rId35"/>
+      <w:footerReference w:type="default" r:id="rId38"/>
+      <w:headerReference w:type="first" r:id="rId39"/>
       <w:pgSz w:w="11906" w:h="16838"/>
       <w:pgMar w:top="1560" w:right="1440" w:bottom="1560" w:left="1440" w:header="142" w:footer="454" w:gutter="0"/>
       <w:pgNumType w:start="1"/>
@@ -10664,7 +10789,7 @@
 </file>
 
 <file path=word/endnotes.xml><?xml version="1.0" encoding="utf-8"?>
-<w:endnotes xmlns:wpc="http://schemas.microsoft.com/office/word/2010/wordprocessingCanvas" xmlns:cx="http://schemas.microsoft.com/office/drawing/2014/chartex" xmlns:cx1="http://schemas.microsoft.com/office/drawing/2015/9/8/chartex" xmlns:cx2="http://schemas.microsoft.com/office/drawing/2015/10/21/chartex" xmlns:cx3="http://schemas.microsoft.com/office/drawing/2016/5/9/chartex" xmlns:cx4="http://schemas.microsoft.com/office/drawing/2016/5/10/chartex" xmlns:cx5="http://schemas.microsoft.com/office/drawing/2016/5/11/chartex" xmlns:cx6="http://schemas.microsoft.com/office/drawing/2016/5/12/chartex" xmlns:cx7="http://schemas.microsoft.com/office/drawing/2016/5/13/chartex" xmlns:cx8="http://schemas.microsoft.com/office/drawing/2016/5/14/chartex" xmlns:mc="http://schemas.openxmlformats.org/markup-compatibility/2006" xmlns:aink="http://schemas.microsoft.com/office/drawing/2016/ink" xmlns:am3d="http://schemas.microsoft.com/office/drawing/2017/model3d" xmlns:o="urn:schemas-microsoft-com:office:office" xmlns:r="http://schemas.openxmlformats.org/officeDocument/2006/relationships" xmlns:m="http://schemas.openxmlformats.org/officeDocument/2006/math" xmlns:v="urn:schemas-microsoft-com:vml" xmlns:wp14="http://schemas.microsoft.com/office/word/2010/wordprocessingDrawing" xmlns:wp="http://schemas.openxmlformats.org/drawingml/2006/wordprocessingDrawing" xmlns:w10="urn:schemas-microsoft-com:office:word" xmlns:w="http://schemas.openxmlformats.org/wordprocessingml/2006/main" xmlns:w14="http://schemas.microsoft.com/office/word/2010/wordml" xmlns:w15="http://schemas.microsoft.com/office/word/2012/wordml" xmlns:w16cid="http://schemas.microsoft.com/office/word/2016/wordml/cid" xmlns:w16se="http://schemas.microsoft.com/office/word/2015/wordml/symex" xmlns:wpg="http://schemas.microsoft.com/office/word/2010/wordprocessingGroup" xmlns:wpi="http://schemas.microsoft.com/office/word/2010/wordprocessingInk" xmlns:wne="http://schemas.microsoft.com/office/word/2006/wordml" xmlns:wps="http://schemas.microsoft.com/office/word/2010/wordprocessingShape" mc:Ignorable="w14 w15 w16se w16cid wp14">
+<w:endnotes xmlns:wpc="http://schemas.microsoft.com/office/word/2010/wordprocessingCanvas" xmlns:cx="http://schemas.microsoft.com/office/drawing/2014/chartex" xmlns:cx1="http://schemas.microsoft.com/office/drawing/2015/9/8/chartex" xmlns:cx2="http://schemas.microsoft.com/office/drawing/2015/10/21/chartex" xmlns:cx3="http://schemas.microsoft.com/office/drawing/2016/5/9/chartex" xmlns:cx4="http://schemas.microsoft.com/office/drawing/2016/5/10/chartex" xmlns:cx5="http://schemas.microsoft.com/office/drawing/2016/5/11/chartex" xmlns:cx6="http://schemas.microsoft.com/office/drawing/2016/5/12/chartex" xmlns:cx7="http://schemas.microsoft.com/office/drawing/2016/5/13/chartex" xmlns:cx8="http://schemas.microsoft.com/office/drawing/2016/5/14/chartex" xmlns:mc="http://schemas.openxmlformats.org/markup-compatibility/2006" xmlns:aink="http://schemas.microsoft.com/office/drawing/2016/ink" xmlns:am3d="http://schemas.microsoft.com/office/drawing/2017/model3d" xmlns:o="urn:schemas-microsoft-com:office:office" xmlns:oel="http://schemas.microsoft.com/office/2019/extlst" xmlns:r="http://schemas.openxmlformats.org/officeDocument/2006/relationships" xmlns:m="http://schemas.openxmlformats.org/officeDocument/2006/math" xmlns:v="urn:schemas-microsoft-com:vml" xmlns:wp14="http://schemas.microsoft.com/office/word/2010/wordprocessingDrawing" xmlns:wp="http://schemas.openxmlformats.org/drawingml/2006/wordprocessingDrawing" xmlns:w10="urn:schemas-microsoft-com:office:word" xmlns:w="http://schemas.openxmlformats.org/wordprocessingml/2006/main" xmlns:w14="http://schemas.microsoft.com/office/word/2010/wordml" xmlns:w15="http://schemas.microsoft.com/office/word/2012/wordml" xmlns:w16cex="http://schemas.microsoft.com/office/word/2018/wordml/cex" xmlns:w16cid="http://schemas.microsoft.com/office/word/2016/wordml/cid" xmlns:w16="http://schemas.microsoft.com/office/word/2018/wordml" xmlns:w16du="http://schemas.microsoft.com/office/word/2023/wordml/word16du" xmlns:w16sdtdh="http://schemas.microsoft.com/office/word/2020/wordml/sdtdatahash" xmlns:w16sdtfl="http://schemas.microsoft.com/office/word/2024/wordml/sdtformatlock" xmlns:w16se="http://schemas.microsoft.com/office/word/2015/wordml/symex" xmlns:wpg="http://schemas.microsoft.com/office/word/2010/wordprocessingGroup" xmlns:wpi="http://schemas.microsoft.com/office/word/2010/wordprocessingInk" xmlns:wne="http://schemas.microsoft.com/office/word/2006/wordml" xmlns:wps="http://schemas.microsoft.com/office/word/2010/wordprocessingShape" mc:Ignorable="w14 w15 w16se w16cid w16 w16cex w16sdtdh w16sdtfl w16du wp14">
   <w:endnote w:type="separator" w:id="-1">
     <w:p>
       <w:pPr>
@@ -10689,7 +10814,7 @@
 </file>
 
 <file path=word/footer1.xml><?xml version="1.0" encoding="utf-8"?>
-<w:ftr xmlns:wpc="http://schemas.microsoft.com/office/word/2010/wordprocessingCanvas" xmlns:cx="http://schemas.microsoft.com/office/drawing/2014/chartex" xmlns:cx1="http://schemas.microsoft.com/office/drawing/2015/9/8/chartex" xmlns:cx2="http://schemas.microsoft.com/office/drawing/2015/10/21/chartex" xmlns:cx3="http://schemas.microsoft.com/office/drawing/2016/5/9/chartex" xmlns:cx4="http://schemas.microsoft.com/office/drawing/2016/5/10/chartex" xmlns:cx5="http://schemas.microsoft.com/office/drawing/2016/5/11/chartex" xmlns:cx6="http://schemas.microsoft.com/office/drawing/2016/5/12/chartex" xmlns:cx7="http://schemas.microsoft.com/office/drawing/2016/5/13/chartex" xmlns:cx8="http://schemas.microsoft.com/office/drawing/2016/5/14/chartex" xmlns:mc="http://schemas.openxmlformats.org/markup-compatibility/2006" xmlns:aink="http://schemas.microsoft.com/office/drawing/2016/ink" xmlns:am3d="http://schemas.microsoft.com/office/drawing/2017/model3d" xmlns:o="urn:schemas-microsoft-com:office:office" xmlns:r="http://schemas.openxmlformats.org/officeDocument/2006/relationships" xmlns:m="http://schemas.openxmlformats.org/officeDocument/2006/math" xmlns:v="urn:schemas-microsoft-com:vml" xmlns:wp14="http://schemas.microsoft.com/office/word/2010/wordprocessingDrawing" xmlns:wp="http://schemas.openxmlformats.org/drawingml/2006/wordprocessingDrawing" xmlns:w10="urn:schemas-microsoft-com:office:word" xmlns:w="http://schemas.openxmlformats.org/wordprocessingml/2006/main" xmlns:w14="http://schemas.microsoft.com/office/word/2010/wordml" xmlns:w15="http://schemas.microsoft.com/office/word/2012/wordml" xmlns:w16cid="http://schemas.microsoft.com/office/word/2016/wordml/cid" xmlns:w16se="http://schemas.microsoft.com/office/word/2015/wordml/symex" xmlns:wpg="http://schemas.microsoft.com/office/word/2010/wordprocessingGroup" xmlns:wpi="http://schemas.microsoft.com/office/word/2010/wordprocessingInk" xmlns:wne="http://schemas.microsoft.com/office/word/2006/wordml" xmlns:wps="http://schemas.microsoft.com/office/word/2010/wordprocessingShape" mc:Ignorable="w14 w15 w16se w16cid wp14">
+<w:ftr xmlns:wpc="http://schemas.microsoft.com/office/word/2010/wordprocessingCanvas" xmlns:cx="http://schemas.microsoft.com/office/drawing/2014/chartex" xmlns:cx1="http://schemas.microsoft.com/office/drawing/2015/9/8/chartex" xmlns:cx2="http://schemas.microsoft.com/office/drawing/2015/10/21/chartex" xmlns:cx3="http://schemas.microsoft.com/office/drawing/2016/5/9/chartex" xmlns:cx4="http://schemas.microsoft.com/office/drawing/2016/5/10/chartex" xmlns:cx5="http://schemas.microsoft.com/office/drawing/2016/5/11/chartex" xmlns:cx6="http://schemas.microsoft.com/office/drawing/2016/5/12/chartex" xmlns:cx7="http://schemas.microsoft.com/office/drawing/2016/5/13/chartex" xmlns:cx8="http://schemas.microsoft.com/office/drawing/2016/5/14/chartex" xmlns:mc="http://schemas.openxmlformats.org/markup-compatibility/2006" xmlns:aink="http://schemas.microsoft.com/office/drawing/2016/ink" xmlns:am3d="http://schemas.microsoft.com/office/drawing/2017/model3d" xmlns:o="urn:schemas-microsoft-com:office:office" xmlns:oel="http://schemas.microsoft.com/office/2019/extlst" xmlns:r="http://schemas.openxmlformats.org/officeDocument/2006/relationships" xmlns:m="http://schemas.openxmlformats.org/officeDocument/2006/math" xmlns:v="urn:schemas-microsoft-com:vml" xmlns:wp14="http://schemas.microsoft.com/office/word/2010/wordprocessingDrawing" xmlns:wp="http://schemas.openxmlformats.org/drawingml/2006/wordprocessingDrawing" xmlns:w10="urn:schemas-microsoft-com:office:word" xmlns:w="http://schemas.openxmlformats.org/wordprocessingml/2006/main" xmlns:w14="http://schemas.microsoft.com/office/word/2010/wordml" xmlns:w15="http://schemas.microsoft.com/office/word/2012/wordml" xmlns:w16cex="http://schemas.microsoft.com/office/word/2018/wordml/cex" xmlns:w16cid="http://schemas.microsoft.com/office/word/2016/wordml/cid" xmlns:w16="http://schemas.microsoft.com/office/word/2018/wordml" xmlns:w16du="http://schemas.microsoft.com/office/word/2023/wordml/word16du" xmlns:w16sdtdh="http://schemas.microsoft.com/office/word/2020/wordml/sdtdatahash" xmlns:w16sdtfl="http://schemas.microsoft.com/office/word/2024/wordml/sdtformatlock" xmlns:w16se="http://schemas.microsoft.com/office/word/2015/wordml/symex" xmlns:wpg="http://schemas.microsoft.com/office/word/2010/wordprocessingGroup" xmlns:wpi="http://schemas.microsoft.com/office/word/2010/wordprocessingInk" xmlns:wne="http://schemas.microsoft.com/office/word/2006/wordml" xmlns:wps="http://schemas.microsoft.com/office/word/2010/wordprocessingShape" mc:Ignorable="w14 w15 w16se w16cid w16 w16cex w16sdtdh w16sdtfl w16du wp14">
   <w:p>
     <w:pPr>
       <w:pStyle w:val="Footer"/>
@@ -10711,7 +10836,7 @@
 </file>
 
 <file path=word/footer2.xml><?xml version="1.0" encoding="utf-8"?>
-<w:ftr xmlns:wpc="http://schemas.microsoft.com/office/word/2010/wordprocessingCanvas" xmlns:cx="http://schemas.microsoft.com/office/drawing/2014/chartex" xmlns:cx1="http://schemas.microsoft.com/office/drawing/2015/9/8/chartex" xmlns:cx2="http://schemas.microsoft.com/office/drawing/2015/10/21/chartex" xmlns:cx3="http://schemas.microsoft.com/office/drawing/2016/5/9/chartex" xmlns:cx4="http://schemas.microsoft.com/office/drawing/2016/5/10/chartex" xmlns:cx5="http://schemas.microsoft.com/office/drawing/2016/5/11/chartex" xmlns:cx6="http://schemas.microsoft.com/office/drawing/2016/5/12/chartex" xmlns:cx7="http://schemas.microsoft.com/office/drawing/2016/5/13/chartex" xmlns:cx8="http://schemas.microsoft.com/office/drawing/2016/5/14/chartex" xmlns:mc="http://schemas.openxmlformats.org/markup-compatibility/2006" xmlns:aink="http://schemas.microsoft.com/office/drawing/2016/ink" xmlns:am3d="http://schemas.microsoft.com/office/drawing/2017/model3d" xmlns:o="urn:schemas-microsoft-com:office:office" xmlns:r="http://schemas.openxmlformats.org/officeDocument/2006/relationships" xmlns:m="http://schemas.openxmlformats.org/officeDocument/2006/math" xmlns:v="urn:schemas-microsoft-com:vml" xmlns:wp14="http://schemas.microsoft.com/office/word/2010/wordprocessingDrawing" xmlns:wp="http://schemas.openxmlformats.org/drawingml/2006/wordprocessingDrawing" xmlns:w10="urn:schemas-microsoft-com:office:word" xmlns:w="http://schemas.openxmlformats.org/wordprocessingml/2006/main" xmlns:w14="http://schemas.microsoft.com/office/word/2010/wordml" xmlns:w15="http://schemas.microsoft.com/office/word/2012/wordml" xmlns:w16cid="http://schemas.microsoft.com/office/word/2016/wordml/cid" xmlns:w16se="http://schemas.microsoft.com/office/word/2015/wordml/symex" xmlns:wpg="http://schemas.microsoft.com/office/word/2010/wordprocessingGroup" xmlns:wpi="http://schemas.microsoft.com/office/word/2010/wordprocessingInk" xmlns:wne="http://schemas.microsoft.com/office/word/2006/wordml" xmlns:wps="http://schemas.microsoft.com/office/word/2010/wordprocessingShape" mc:Ignorable="w14 w15 w16se w16cid wp14">
+<w:ftr xmlns:wpc="http://schemas.microsoft.com/office/word/2010/wordprocessingCanvas" xmlns:cx="http://schemas.microsoft.com/office/drawing/2014/chartex" xmlns:cx1="http://schemas.microsoft.com/office/drawing/2015/9/8/chartex" xmlns:cx2="http://schemas.microsoft.com/office/drawing/2015/10/21/chartex" xmlns:cx3="http://schemas.microsoft.com/office/drawing/2016/5/9/chartex" xmlns:cx4="http://schemas.microsoft.com/office/drawing/2016/5/10/chartex" xmlns:cx5="http://schemas.microsoft.com/office/drawing/2016/5/11/chartex" xmlns:cx6="http://schemas.microsoft.com/office/drawing/2016/5/12/chartex" xmlns:cx7="http://schemas.microsoft.com/office/drawing/2016/5/13/chartex" xmlns:cx8="http://schemas.microsoft.com/office/drawing/2016/5/14/chartex" xmlns:mc="http://schemas.openxmlformats.org/markup-compatibility/2006" xmlns:aink="http://schemas.microsoft.com/office/drawing/2016/ink" xmlns:am3d="http://schemas.microsoft.com/office/drawing/2017/model3d" xmlns:o="urn:schemas-microsoft-com:office:office" xmlns:oel="http://schemas.microsoft.com/office/2019/extlst" xmlns:r="http://schemas.openxmlformats.org/officeDocument/2006/relationships" xmlns:m="http://schemas.openxmlformats.org/officeDocument/2006/math" xmlns:v="urn:schemas-microsoft-com:vml" xmlns:wp14="http://schemas.microsoft.com/office/word/2010/wordprocessingDrawing" xmlns:wp="http://schemas.openxmlformats.org/drawingml/2006/wordprocessingDrawing" xmlns:w10="urn:schemas-microsoft-com:office:word" xmlns:w="http://schemas.openxmlformats.org/wordprocessingml/2006/main" xmlns:w14="http://schemas.microsoft.com/office/word/2010/wordml" xmlns:w15="http://schemas.microsoft.com/office/word/2012/wordml" xmlns:w16cex="http://schemas.microsoft.com/office/word/2018/wordml/cex" xmlns:w16cid="http://schemas.microsoft.com/office/word/2016/wordml/cid" xmlns:w16="http://schemas.microsoft.com/office/word/2018/wordml" xmlns:w16du="http://schemas.microsoft.com/office/word/2023/wordml/word16du" xmlns:w16sdtdh="http://schemas.microsoft.com/office/word/2020/wordml/sdtdatahash" xmlns:w16sdtfl="http://schemas.microsoft.com/office/word/2024/wordml/sdtformatlock" xmlns:w16se="http://schemas.microsoft.com/office/word/2015/wordml/symex" xmlns:wpg="http://schemas.microsoft.com/office/word/2010/wordprocessingGroup" xmlns:wpi="http://schemas.microsoft.com/office/word/2010/wordprocessingInk" xmlns:wne="http://schemas.microsoft.com/office/word/2006/wordml" xmlns:wps="http://schemas.microsoft.com/office/word/2010/wordprocessingShape" mc:Ignorable="w14 w15 w16se w16cid w16 w16cex w16sdtdh w16sdtfl w16du wp14">
   <w:sdt>
     <w:sdtPr>
       <w:id w:val="-552073365"/>
@@ -10743,7 +10868,7 @@
 </file>
 
 <file path=word/footer3.xml><?xml version="1.0" encoding="utf-8"?>
-<w:ftr xmlns:wpc="http://schemas.microsoft.com/office/word/2010/wordprocessingCanvas" xmlns:cx="http://schemas.microsoft.com/office/drawing/2014/chartex" xmlns:cx1="http://schemas.microsoft.com/office/drawing/2015/9/8/chartex" xmlns:cx2="http://schemas.microsoft.com/office/drawing/2015/10/21/chartex" xmlns:cx3="http://schemas.microsoft.com/office/drawing/2016/5/9/chartex" xmlns:cx4="http://schemas.microsoft.com/office/drawing/2016/5/10/chartex" xmlns:cx5="http://schemas.microsoft.com/office/drawing/2016/5/11/chartex" xmlns:cx6="http://schemas.microsoft.com/office/drawing/2016/5/12/chartex" xmlns:cx7="http://schemas.microsoft.com/office/drawing/2016/5/13/chartex" xmlns:cx8="http://schemas.microsoft.com/office/drawing/2016/5/14/chartex" xmlns:mc="http://schemas.openxmlformats.org/markup-compatibility/2006" xmlns:aink="http://schemas.microsoft.com/office/drawing/2016/ink" xmlns:am3d="http://schemas.microsoft.com/office/drawing/2017/model3d" xmlns:o="urn:schemas-microsoft-com:office:office" xmlns:r="http://schemas.openxmlformats.org/officeDocument/2006/relationships" xmlns:m="http://schemas.openxmlformats.org/officeDocument/2006/math" xmlns:v="urn:schemas-microsoft-com:vml" xmlns:wp14="http://schemas.microsoft.com/office/word/2010/wordprocessingDrawing" xmlns:wp="http://schemas.openxmlformats.org/drawingml/2006/wordprocessingDrawing" xmlns:w10="urn:schemas-microsoft-com:office:word" xmlns:w="http://schemas.openxmlformats.org/wordprocessingml/2006/main" xmlns:w14="http://schemas.microsoft.com/office/word/2010/wordml" xmlns:w15="http://schemas.microsoft.com/office/word/2012/wordml" xmlns:w16cid="http://schemas.microsoft.com/office/word/2016/wordml/cid" xmlns:w16se="http://schemas.microsoft.com/office/word/2015/wordml/symex" xmlns:wpg="http://schemas.microsoft.com/office/word/2010/wordprocessingGroup" xmlns:wpi="http://schemas.microsoft.com/office/word/2010/wordprocessingInk" xmlns:wne="http://schemas.microsoft.com/office/word/2006/wordml" xmlns:wps="http://schemas.microsoft.com/office/word/2010/wordprocessingShape" mc:Ignorable="w14 w15 w16se w16cid wp14">
+<w:ftr xmlns:wpc="http://schemas.microsoft.com/office/word/2010/wordprocessingCanvas" xmlns:cx="http://schemas.microsoft.com/office/drawing/2014/chartex" xmlns:cx1="http://schemas.microsoft.com/office/drawing/2015/9/8/chartex" xmlns:cx2="http://schemas.microsoft.com/office/drawing/2015/10/21/chartex" xmlns:cx3="http://schemas.microsoft.com/office/drawing/2016/5/9/chartex" xmlns:cx4="http://schemas.microsoft.com/office/drawing/2016/5/10/chartex" xmlns:cx5="http://schemas.microsoft.com/office/drawing/2016/5/11/chartex" xmlns:cx6="http://schemas.microsoft.com/office/drawing/2016/5/12/chartex" xmlns:cx7="http://schemas.microsoft.com/office/drawing/2016/5/13/chartex" xmlns:cx8="http://schemas.microsoft.com/office/drawing/2016/5/14/chartex" xmlns:mc="http://schemas.openxmlformats.org/markup-compatibility/2006" xmlns:aink="http://schemas.microsoft.com/office/drawing/2016/ink" xmlns:am3d="http://schemas.microsoft.com/office/drawing/2017/model3d" xmlns:o="urn:schemas-microsoft-com:office:office" xmlns:oel="http://schemas.microsoft.com/office/2019/extlst" xmlns:r="http://schemas.openxmlformats.org/officeDocument/2006/relationships" xmlns:m="http://schemas.openxmlformats.org/officeDocument/2006/math" xmlns:v="urn:schemas-microsoft-com:vml" xmlns:wp14="http://schemas.microsoft.com/office/word/2010/wordprocessingDrawing" xmlns:wp="http://schemas.openxmlformats.org/drawingml/2006/wordprocessingDrawing" xmlns:w10="urn:schemas-microsoft-com:office:word" xmlns:w="http://schemas.openxmlformats.org/wordprocessingml/2006/main" xmlns:w14="http://schemas.microsoft.com/office/word/2010/wordml" xmlns:w15="http://schemas.microsoft.com/office/word/2012/wordml" xmlns:w16cex="http://schemas.microsoft.com/office/word/2018/wordml/cex" xmlns:w16cid="http://schemas.microsoft.com/office/word/2016/wordml/cid" xmlns:w16="http://schemas.microsoft.com/office/word/2018/wordml" xmlns:w16du="http://schemas.microsoft.com/office/word/2023/wordml/word16du" xmlns:w16sdtdh="http://schemas.microsoft.com/office/word/2020/wordml/sdtdatahash" xmlns:w16sdtfl="http://schemas.microsoft.com/office/word/2024/wordml/sdtformatlock" xmlns:w16se="http://schemas.microsoft.com/office/word/2015/wordml/symex" xmlns:wpg="http://schemas.microsoft.com/office/word/2010/wordprocessingGroup" xmlns:wpi="http://schemas.microsoft.com/office/word/2010/wordprocessingInk" xmlns:wne="http://schemas.microsoft.com/office/word/2006/wordml" xmlns:wps="http://schemas.microsoft.com/office/word/2010/wordprocessingShape" mc:Ignorable="w14 w15 w16se w16cid w16 w16cex w16sdtdh w16sdtfl w16du wp14">
   <w:sdt>
     <w:sdtPr>
       <w:id w:val="4715308"/>
@@ -10752,7 +10877,6 @@
         <w:docPartUnique/>
       </w:docPartObj>
     </w:sdtPr>
-    <w:sdtEndPr/>
     <w:sdtContent>
       <w:sdt>
         <w:sdtPr>
@@ -10762,7 +10886,6 @@
             <w:docPartUnique/>
           </w:docPartObj>
         </w:sdtPr>
-        <w:sdtEndPr/>
         <w:sdtContent>
           <w:p>
             <w:pPr>
@@ -10805,7 +10928,7 @@
               <w:rPr>
                 <w:noProof/>
               </w:rPr>
-              <w:t>2020</w:t>
+              <w:t>2026</w:t>
             </w:r>
             <w:r>
               <w:fldChar w:fldCharType="end"/>
@@ -10888,7 +11011,7 @@
 </file>
 
 <file path=word/footnotes.xml><?xml version="1.0" encoding="utf-8"?>
-<w:footnotes xmlns:wpc="http://schemas.microsoft.com/office/word/2010/wordprocessingCanvas" xmlns:cx="http://schemas.microsoft.com/office/drawing/2014/chartex" xmlns:cx1="http://schemas.microsoft.com/office/drawing/2015/9/8/chartex" xmlns:cx2="http://schemas.microsoft.com/office/drawing/2015/10/21/chartex" xmlns:cx3="http://schemas.microsoft.com/office/drawing/2016/5/9/chartex" xmlns:cx4="http://schemas.microsoft.com/office/drawing/2016/5/10/chartex" xmlns:cx5="http://schemas.microsoft.com/office/drawing/2016/5/11/chartex" xmlns:cx6="http://schemas.microsoft.com/office/drawing/2016/5/12/chartex" xmlns:cx7="http://schemas.microsoft.com/office/drawing/2016/5/13/chartex" xmlns:cx8="http://schemas.microsoft.com/office/drawing/2016/5/14/chartex" xmlns:mc="http://schemas.openxmlformats.org/markup-compatibility/2006" xmlns:aink="http://schemas.microsoft.com/office/drawing/2016/ink" xmlns:am3d="http://schemas.microsoft.com/office/drawing/2017/model3d" xmlns:o="urn:schemas-microsoft-com:office:office" xmlns:r="http://schemas.openxmlformats.org/officeDocument/2006/relationships" xmlns:m="http://schemas.openxmlformats.org/officeDocument/2006/math" xmlns:v="urn:schemas-microsoft-com:vml" xmlns:wp14="http://schemas.microsoft.com/office/word/2010/wordprocessingDrawing" xmlns:wp="http://schemas.openxmlformats.org/drawingml/2006/wordprocessingDrawing" xmlns:w10="urn:schemas-microsoft-com:office:word" xmlns:w="http://schemas.openxmlformats.org/wordprocessingml/2006/main" xmlns:w14="http://schemas.microsoft.com/office/word/2010/wordml" xmlns:w15="http://schemas.microsoft.com/office/word/2012/wordml" xmlns:w16cid="http://schemas.microsoft.com/office/word/2016/wordml/cid" xmlns:w16se="http://schemas.microsoft.com/office/word/2015/wordml/symex" xmlns:wpg="http://schemas.microsoft.com/office/word/2010/wordprocessingGroup" xmlns:wpi="http://schemas.microsoft.com/office/word/2010/wordprocessingInk" xmlns:wne="http://schemas.microsoft.com/office/word/2006/wordml" xmlns:wps="http://schemas.microsoft.com/office/word/2010/wordprocessingShape" mc:Ignorable="w14 w15 w16se w16cid wp14">
+<w:footnotes xmlns:wpc="http://schemas.microsoft.com/office/word/2010/wordprocessingCanvas" xmlns:cx="http://schemas.microsoft.com/office/drawing/2014/chartex" xmlns:cx1="http://schemas.microsoft.com/office/drawing/2015/9/8/chartex" xmlns:cx2="http://schemas.microsoft.com/office/drawing/2015/10/21/chartex" xmlns:cx3="http://schemas.microsoft.com/office/drawing/2016/5/9/chartex" xmlns:cx4="http://schemas.microsoft.com/office/drawing/2016/5/10/chartex" xmlns:cx5="http://schemas.microsoft.com/office/drawing/2016/5/11/chartex" xmlns:cx6="http://schemas.microsoft.com/office/drawing/2016/5/12/chartex" xmlns:cx7="http://schemas.microsoft.com/office/drawing/2016/5/13/chartex" xmlns:cx8="http://schemas.microsoft.com/office/drawing/2016/5/14/chartex" xmlns:mc="http://schemas.openxmlformats.org/markup-compatibility/2006" xmlns:aink="http://schemas.microsoft.com/office/drawing/2016/ink" xmlns:am3d="http://schemas.microsoft.com/office/drawing/2017/model3d" xmlns:o="urn:schemas-microsoft-com:office:office" xmlns:oel="http://schemas.microsoft.com/office/2019/extlst" xmlns:r="http://schemas.openxmlformats.org/officeDocument/2006/relationships" xmlns:m="http://schemas.openxmlformats.org/officeDocument/2006/math" xmlns:v="urn:schemas-microsoft-com:vml" xmlns:wp14="http://schemas.microsoft.com/office/word/2010/wordprocessingDrawing" xmlns:wp="http://schemas.openxmlformats.org/drawingml/2006/wordprocessingDrawing" xmlns:w10="urn:schemas-microsoft-com:office:word" xmlns:w="http://schemas.openxmlformats.org/wordprocessingml/2006/main" xmlns:w14="http://schemas.microsoft.com/office/word/2010/wordml" xmlns:w15="http://schemas.microsoft.com/office/word/2012/wordml" xmlns:w16cex="http://schemas.microsoft.com/office/word/2018/wordml/cex" xmlns:w16cid="http://schemas.microsoft.com/office/word/2016/wordml/cid" xmlns:w16="http://schemas.microsoft.com/office/word/2018/wordml" xmlns:w16du="http://schemas.microsoft.com/office/word/2023/wordml/word16du" xmlns:w16sdtdh="http://schemas.microsoft.com/office/word/2020/wordml/sdtdatahash" xmlns:w16sdtfl="http://schemas.microsoft.com/office/word/2024/wordml/sdtformatlock" xmlns:w16se="http://schemas.microsoft.com/office/word/2015/wordml/symex" xmlns:wpg="http://schemas.microsoft.com/office/word/2010/wordprocessingGroup" xmlns:wpi="http://schemas.microsoft.com/office/word/2010/wordprocessingInk" xmlns:wne="http://schemas.microsoft.com/office/word/2006/wordml" xmlns:wps="http://schemas.microsoft.com/office/word/2010/wordprocessingShape" mc:Ignorable="w14 w15 w16se w16cid w16 w16cex w16sdtdh w16sdtfl w16du wp14">
   <w:footnote w:type="separator" w:id="-1">
     <w:p>
       <w:pPr>
@@ -10915,7 +11038,7 @@
 </file>
 
 <file path=word/header1.xml><?xml version="1.0" encoding="utf-8"?>
-<w:hdr xmlns:wpc="http://schemas.microsoft.com/office/word/2010/wordprocessingCanvas" xmlns:cx="http://schemas.microsoft.com/office/drawing/2014/chartex" xmlns:cx1="http://schemas.microsoft.com/office/drawing/2015/9/8/chartex" xmlns:cx2="http://schemas.microsoft.com/office/drawing/2015/10/21/chartex" xmlns:cx3="http://schemas.microsoft.com/office/drawing/2016/5/9/chartex" xmlns:cx4="http://schemas.microsoft.com/office/drawing/2016/5/10/chartex" xmlns:cx5="http://schemas.microsoft.com/office/drawing/2016/5/11/chartex" xmlns:cx6="http://schemas.microsoft.com/office/drawing/2016/5/12/chartex" xmlns:cx7="http://schemas.microsoft.com/office/drawing/2016/5/13/chartex" xmlns:cx8="http://schemas.microsoft.com/office/drawing/2016/5/14/chartex" xmlns:mc="http://schemas.openxmlformats.org/markup-compatibility/2006" xmlns:aink="http://schemas.microsoft.com/office/drawing/2016/ink" xmlns:am3d="http://schemas.microsoft.com/office/drawing/2017/model3d" xmlns:o="urn:schemas-microsoft-com:office:office" xmlns:r="http://schemas.openxmlformats.org/officeDocument/2006/relationships" xmlns:m="http://schemas.openxmlformats.org/officeDocument/2006/math" xmlns:v="urn:schemas-microsoft-com:vml" xmlns:wp14="http://schemas.microsoft.com/office/word/2010/wordprocessingDrawing" xmlns:wp="http://schemas.openxmlformats.org/drawingml/2006/wordprocessingDrawing" xmlns:w10="urn:schemas-microsoft-com:office:word" xmlns:w="http://schemas.openxmlformats.org/wordprocessingml/2006/main" xmlns:w14="http://schemas.microsoft.com/office/word/2010/wordml" xmlns:w15="http://schemas.microsoft.com/office/word/2012/wordml" xmlns:w16cid="http://schemas.microsoft.com/office/word/2016/wordml/cid" xmlns:w16se="http://schemas.microsoft.com/office/word/2015/wordml/symex" xmlns:wpg="http://schemas.microsoft.com/office/word/2010/wordprocessingGroup" xmlns:wpi="http://schemas.microsoft.com/office/word/2010/wordprocessingInk" xmlns:wne="http://schemas.microsoft.com/office/word/2006/wordml" xmlns:wps="http://schemas.microsoft.com/office/word/2010/wordprocessingShape" mc:Ignorable="w14 w15 w16se w16cid wp14">
+<w:hdr xmlns:wpc="http://schemas.microsoft.com/office/word/2010/wordprocessingCanvas" xmlns:cx="http://schemas.microsoft.com/office/drawing/2014/chartex" xmlns:cx1="http://schemas.microsoft.com/office/drawing/2015/9/8/chartex" xmlns:cx2="http://schemas.microsoft.com/office/drawing/2015/10/21/chartex" xmlns:cx3="http://schemas.microsoft.com/office/drawing/2016/5/9/chartex" xmlns:cx4="http://schemas.microsoft.com/office/drawing/2016/5/10/chartex" xmlns:cx5="http://schemas.microsoft.com/office/drawing/2016/5/11/chartex" xmlns:cx6="http://schemas.microsoft.com/office/drawing/2016/5/12/chartex" xmlns:cx7="http://schemas.microsoft.com/office/drawing/2016/5/13/chartex" xmlns:cx8="http://schemas.microsoft.com/office/drawing/2016/5/14/chartex" xmlns:mc="http://schemas.openxmlformats.org/markup-compatibility/2006" xmlns:aink="http://schemas.microsoft.com/office/drawing/2016/ink" xmlns:am3d="http://schemas.microsoft.com/office/drawing/2017/model3d" xmlns:o="urn:schemas-microsoft-com:office:office" xmlns:oel="http://schemas.microsoft.com/office/2019/extlst" xmlns:r="http://schemas.openxmlformats.org/officeDocument/2006/relationships" xmlns:m="http://schemas.openxmlformats.org/officeDocument/2006/math" xmlns:v="urn:schemas-microsoft-com:vml" xmlns:wp14="http://schemas.microsoft.com/office/word/2010/wordprocessingDrawing" xmlns:wp="http://schemas.openxmlformats.org/drawingml/2006/wordprocessingDrawing" xmlns:w10="urn:schemas-microsoft-com:office:word" xmlns:w="http://schemas.openxmlformats.org/wordprocessingml/2006/main" xmlns:w14="http://schemas.microsoft.com/office/word/2010/wordml" xmlns:w15="http://schemas.microsoft.com/office/word/2012/wordml" xmlns:w16cex="http://schemas.microsoft.com/office/word/2018/wordml/cex" xmlns:w16cid="http://schemas.microsoft.com/office/word/2016/wordml/cid" xmlns:w16="http://schemas.microsoft.com/office/word/2018/wordml" xmlns:w16du="http://schemas.microsoft.com/office/word/2023/wordml/word16du" xmlns:w16sdtdh="http://schemas.microsoft.com/office/word/2020/wordml/sdtdatahash" xmlns:w16sdtfl="http://schemas.microsoft.com/office/word/2024/wordml/sdtformatlock" xmlns:w16se="http://schemas.microsoft.com/office/word/2015/wordml/symex" xmlns:wpg="http://schemas.microsoft.com/office/word/2010/wordprocessingGroup" xmlns:wpi="http://schemas.microsoft.com/office/word/2010/wordprocessingInk" xmlns:wne="http://schemas.microsoft.com/office/word/2006/wordml" xmlns:wps="http://schemas.microsoft.com/office/word/2010/wordprocessingShape" mc:Ignorable="w14 w15 w16se w16cid w16 w16cex w16sdtdh w16sdtfl w16du wp14">
   <w:p>
     <w:pPr>
       <w:pStyle w:val="Header"/>
@@ -11020,7 +11143,7 @@
 </file>
 
 <file path=word/header2.xml><?xml version="1.0" encoding="utf-8"?>
-<w:hdr xmlns:wpc="http://schemas.microsoft.com/office/word/2010/wordprocessingCanvas" xmlns:cx="http://schemas.microsoft.com/office/drawing/2014/chartex" xmlns:cx1="http://schemas.microsoft.com/office/drawing/2015/9/8/chartex" xmlns:cx2="http://schemas.microsoft.com/office/drawing/2015/10/21/chartex" xmlns:cx3="http://schemas.microsoft.com/office/drawing/2016/5/9/chartex" xmlns:cx4="http://schemas.microsoft.com/office/drawing/2016/5/10/chartex" xmlns:cx5="http://schemas.microsoft.com/office/drawing/2016/5/11/chartex" xmlns:cx6="http://schemas.microsoft.com/office/drawing/2016/5/12/chartex" xmlns:cx7="http://schemas.microsoft.com/office/drawing/2016/5/13/chartex" xmlns:cx8="http://schemas.microsoft.com/office/drawing/2016/5/14/chartex" xmlns:mc="http://schemas.openxmlformats.org/markup-compatibility/2006" xmlns:aink="http://schemas.microsoft.com/office/drawing/2016/ink" xmlns:am3d="http://schemas.microsoft.com/office/drawing/2017/model3d" xmlns:o="urn:schemas-microsoft-com:office:office" xmlns:r="http://schemas.openxmlformats.org/officeDocument/2006/relationships" xmlns:m="http://schemas.openxmlformats.org/officeDocument/2006/math" xmlns:v="urn:schemas-microsoft-com:vml" xmlns:wp14="http://schemas.microsoft.com/office/word/2010/wordprocessingDrawing" xmlns:wp="http://schemas.openxmlformats.org/drawingml/2006/wordprocessingDrawing" xmlns:w10="urn:schemas-microsoft-com:office:word" xmlns:w="http://schemas.openxmlformats.org/wordprocessingml/2006/main" xmlns:w14="http://schemas.microsoft.com/office/word/2010/wordml" xmlns:w15="http://schemas.microsoft.com/office/word/2012/wordml" xmlns:w16cid="http://schemas.microsoft.com/office/word/2016/wordml/cid" xmlns:w16se="http://schemas.microsoft.com/office/word/2015/wordml/symex" xmlns:wpg="http://schemas.microsoft.com/office/word/2010/wordprocessingGroup" xmlns:wpi="http://schemas.microsoft.com/office/word/2010/wordprocessingInk" xmlns:wne="http://schemas.microsoft.com/office/word/2006/wordml" xmlns:wps="http://schemas.microsoft.com/office/word/2010/wordprocessingShape" mc:Ignorable="w14 w15 w16se w16cid wp14">
+<w:hdr xmlns:wpc="http://schemas.microsoft.com/office/word/2010/wordprocessingCanvas" xmlns:cx="http://schemas.microsoft.com/office/drawing/2014/chartex" xmlns:cx1="http://schemas.microsoft.com/office/drawing/2015/9/8/chartex" xmlns:cx2="http://schemas.microsoft.com/office/drawing/2015/10/21/chartex" xmlns:cx3="http://schemas.microsoft.com/office/drawing/2016/5/9/chartex" xmlns:cx4="http://schemas.microsoft.com/office/drawing/2016/5/10/chartex" xmlns:cx5="http://schemas.microsoft.com/office/drawing/2016/5/11/chartex" xmlns:cx6="http://schemas.microsoft.com/office/drawing/2016/5/12/chartex" xmlns:cx7="http://schemas.microsoft.com/office/drawing/2016/5/13/chartex" xmlns:cx8="http://schemas.microsoft.com/office/drawing/2016/5/14/chartex" xmlns:mc="http://schemas.openxmlformats.org/markup-compatibility/2006" xmlns:aink="http://schemas.microsoft.com/office/drawing/2016/ink" xmlns:am3d="http://schemas.microsoft.com/office/drawing/2017/model3d" xmlns:o="urn:schemas-microsoft-com:office:office" xmlns:oel="http://schemas.microsoft.com/office/2019/extlst" xmlns:r="http://schemas.openxmlformats.org/officeDocument/2006/relationships" xmlns:m="http://schemas.openxmlformats.org/officeDocument/2006/math" xmlns:v="urn:schemas-microsoft-com:vml" xmlns:wp14="http://schemas.microsoft.com/office/word/2010/wordprocessingDrawing" xmlns:wp="http://schemas.openxmlformats.org/drawingml/2006/wordprocessingDrawing" xmlns:w10="urn:schemas-microsoft-com:office:word" xmlns:w="http://schemas.openxmlformats.org/wordprocessingml/2006/main" xmlns:w14="http://schemas.microsoft.com/office/word/2010/wordml" xmlns:w15="http://schemas.microsoft.com/office/word/2012/wordml" xmlns:w16cex="http://schemas.microsoft.com/office/word/2018/wordml/cex" xmlns:w16cid="http://schemas.microsoft.com/office/word/2016/wordml/cid" xmlns:w16="http://schemas.microsoft.com/office/word/2018/wordml" xmlns:w16du="http://schemas.microsoft.com/office/word/2023/wordml/word16du" xmlns:w16sdtdh="http://schemas.microsoft.com/office/word/2020/wordml/sdtdatahash" xmlns:w16sdtfl="http://schemas.microsoft.com/office/word/2024/wordml/sdtformatlock" xmlns:w16se="http://schemas.microsoft.com/office/word/2015/wordml/symex" xmlns:wpg="http://schemas.microsoft.com/office/word/2010/wordprocessingGroup" xmlns:wpi="http://schemas.microsoft.com/office/word/2010/wordprocessingInk" xmlns:wne="http://schemas.microsoft.com/office/word/2006/wordml" xmlns:wps="http://schemas.microsoft.com/office/word/2010/wordprocessingShape" mc:Ignorable="w14 w15 w16se w16cid w16 w16cex w16sdtdh w16sdtfl w16du wp14">
   <w:p>
     <w:pPr>
       <w:pStyle w:val="Header"/>
@@ -11101,7 +11224,7 @@
 </file>
 
 <file path=word/header3.xml><?xml version="1.0" encoding="utf-8"?>
-<w:hdr xmlns:wpc="http://schemas.microsoft.com/office/word/2010/wordprocessingCanvas" xmlns:cx="http://schemas.microsoft.com/office/drawing/2014/chartex" xmlns:cx1="http://schemas.microsoft.com/office/drawing/2015/9/8/chartex" xmlns:cx2="http://schemas.microsoft.com/office/drawing/2015/10/21/chartex" xmlns:cx3="http://schemas.microsoft.com/office/drawing/2016/5/9/chartex" xmlns:cx4="http://schemas.microsoft.com/office/drawing/2016/5/10/chartex" xmlns:cx5="http://schemas.microsoft.com/office/drawing/2016/5/11/chartex" xmlns:cx6="http://schemas.microsoft.com/office/drawing/2016/5/12/chartex" xmlns:cx7="http://schemas.microsoft.com/office/drawing/2016/5/13/chartex" xmlns:cx8="http://schemas.microsoft.com/office/drawing/2016/5/14/chartex" xmlns:mc="http://schemas.openxmlformats.org/markup-compatibility/2006" xmlns:aink="http://schemas.microsoft.com/office/drawing/2016/ink" xmlns:am3d="http://schemas.microsoft.com/office/drawing/2017/model3d" xmlns:o="urn:schemas-microsoft-com:office:office" xmlns:r="http://schemas.openxmlformats.org/officeDocument/2006/relationships" xmlns:m="http://schemas.openxmlformats.org/officeDocument/2006/math" xmlns:v="urn:schemas-microsoft-com:vml" xmlns:wp14="http://schemas.microsoft.com/office/word/2010/wordprocessingDrawing" xmlns:wp="http://schemas.openxmlformats.org/drawingml/2006/wordprocessingDrawing" xmlns:w10="urn:schemas-microsoft-com:office:word" xmlns:w="http://schemas.openxmlformats.org/wordprocessingml/2006/main" xmlns:w14="http://schemas.microsoft.com/office/word/2010/wordml" xmlns:w15="http://schemas.microsoft.com/office/word/2012/wordml" xmlns:w16cid="http://schemas.microsoft.com/office/word/2016/wordml/cid" xmlns:w16se="http://schemas.microsoft.com/office/word/2015/wordml/symex" xmlns:wpg="http://schemas.microsoft.com/office/word/2010/wordprocessingGroup" xmlns:wpi="http://schemas.microsoft.com/office/word/2010/wordprocessingInk" xmlns:wne="http://schemas.microsoft.com/office/word/2006/wordml" xmlns:wps="http://schemas.microsoft.com/office/word/2010/wordprocessingShape" mc:Ignorable="w14 w15 w16se w16cid wp14">
+<w:hdr xmlns:wpc="http://schemas.microsoft.com/office/word/2010/wordprocessingCanvas" xmlns:cx="http://schemas.microsoft.com/office/drawing/2014/chartex" xmlns:cx1="http://schemas.microsoft.com/office/drawing/2015/9/8/chartex" xmlns:cx2="http://schemas.microsoft.com/office/drawing/2015/10/21/chartex" xmlns:cx3="http://schemas.microsoft.com/office/drawing/2016/5/9/chartex" xmlns:cx4="http://schemas.microsoft.com/office/drawing/2016/5/10/chartex" xmlns:cx5="http://schemas.microsoft.com/office/drawing/2016/5/11/chartex" xmlns:cx6="http://schemas.microsoft.com/office/drawing/2016/5/12/chartex" xmlns:cx7="http://schemas.microsoft.com/office/drawing/2016/5/13/chartex" xmlns:cx8="http://schemas.microsoft.com/office/drawing/2016/5/14/chartex" xmlns:mc="http://schemas.openxmlformats.org/markup-compatibility/2006" xmlns:aink="http://schemas.microsoft.com/office/drawing/2016/ink" xmlns:am3d="http://schemas.microsoft.com/office/drawing/2017/model3d" xmlns:o="urn:schemas-microsoft-com:office:office" xmlns:oel="http://schemas.microsoft.com/office/2019/extlst" xmlns:r="http://schemas.openxmlformats.org/officeDocument/2006/relationships" xmlns:m="http://schemas.openxmlformats.org/officeDocument/2006/math" xmlns:v="urn:schemas-microsoft-com:vml" xmlns:wp14="http://schemas.microsoft.com/office/word/2010/wordprocessingDrawing" xmlns:wp="http://schemas.openxmlformats.org/drawingml/2006/wordprocessingDrawing" xmlns:w10="urn:schemas-microsoft-com:office:word" xmlns:w="http://schemas.openxmlformats.org/wordprocessingml/2006/main" xmlns:w14="http://schemas.microsoft.com/office/word/2010/wordml" xmlns:w15="http://schemas.microsoft.com/office/word/2012/wordml" xmlns:w16cex="http://schemas.microsoft.com/office/word/2018/wordml/cex" xmlns:w16cid="http://schemas.microsoft.com/office/word/2016/wordml/cid" xmlns:w16="http://schemas.microsoft.com/office/word/2018/wordml" xmlns:w16du="http://schemas.microsoft.com/office/word/2023/wordml/word16du" xmlns:w16sdtdh="http://schemas.microsoft.com/office/word/2020/wordml/sdtdatahash" xmlns:w16sdtfl="http://schemas.microsoft.com/office/word/2024/wordml/sdtformatlock" xmlns:w16se="http://schemas.microsoft.com/office/word/2015/wordml/symex" xmlns:wpg="http://schemas.microsoft.com/office/word/2010/wordprocessingGroup" xmlns:wpi="http://schemas.microsoft.com/office/word/2010/wordprocessingInk" xmlns:wne="http://schemas.microsoft.com/office/word/2006/wordml" xmlns:wps="http://schemas.microsoft.com/office/word/2010/wordprocessingShape" mc:Ignorable="w14 w15 w16se w16cid w16 w16cex w16sdtdh w16sdtfl w16du wp14">
   <w:p>
     <w:pPr>
       <w:pStyle w:val="Header"/>
@@ -11111,7 +11234,7 @@
 </file>
 
 <file path=word/numbering.xml><?xml version="1.0" encoding="utf-8"?>
-<w:numbering xmlns:wpc="http://schemas.microsoft.com/office/word/2010/wordprocessingCanvas" xmlns:cx="http://schemas.microsoft.com/office/drawing/2014/chartex" xmlns:cx1="http://schemas.microsoft.com/office/drawing/2015/9/8/chartex" xmlns:cx2="http://schemas.microsoft.com/office/drawing/2015/10/21/chartex" xmlns:cx3="http://schemas.microsoft.com/office/drawing/2016/5/9/chartex" xmlns:cx4="http://schemas.microsoft.com/office/drawing/2016/5/10/chartex" xmlns:cx5="http://schemas.microsoft.com/office/drawing/2016/5/11/chartex" xmlns:cx6="http://schemas.microsoft.com/office/drawing/2016/5/12/chartex" xmlns:cx7="http://schemas.microsoft.com/office/drawing/2016/5/13/chartex" xmlns:cx8="http://schemas.microsoft.com/office/drawing/2016/5/14/chartex" xmlns:mc="http://schemas.openxmlformats.org/markup-compatibility/2006" xmlns:aink="http://schemas.microsoft.com/office/drawing/2016/ink" xmlns:am3d="http://schemas.microsoft.com/office/drawing/2017/model3d" xmlns:o="urn:schemas-microsoft-com:office:office" xmlns:r="http://schemas.openxmlformats.org/officeDocument/2006/relationships" xmlns:m="http://schemas.openxmlformats.org/officeDocument/2006/math" xmlns:v="urn:schemas-microsoft-com:vml" xmlns:wp14="http://schemas.microsoft.com/office/word/2010/wordprocessingDrawing" xmlns:wp="http://schemas.openxmlformats.org/drawingml/2006/wordprocessingDrawing" xmlns:w10="urn:schemas-microsoft-com:office:word" xmlns:w="http://schemas.openxmlformats.org/wordprocessingml/2006/main" xmlns:w14="http://schemas.microsoft.com/office/word/2010/wordml" xmlns:w15="http://schemas.microsoft.com/office/word/2012/wordml" xmlns:w16cid="http://schemas.microsoft.com/office/word/2016/wordml/cid" xmlns:w16se="http://schemas.microsoft.com/office/word/2015/wordml/symex" xmlns:wpg="http://schemas.microsoft.com/office/word/2010/wordprocessingGroup" xmlns:wpi="http://schemas.microsoft.com/office/word/2010/wordprocessingInk" xmlns:wne="http://schemas.microsoft.com/office/word/2006/wordml" xmlns:wps="http://schemas.microsoft.com/office/word/2010/wordprocessingShape" mc:Ignorable="w14 w15 w16se w16cid wp14">
+<w:numbering xmlns:wpc="http://schemas.microsoft.com/office/word/2010/wordprocessingCanvas" xmlns:cx="http://schemas.microsoft.com/office/drawing/2014/chartex" xmlns:cx1="http://schemas.microsoft.com/office/drawing/2015/9/8/chartex" xmlns:cx2="http://schemas.microsoft.com/office/drawing/2015/10/21/chartex" xmlns:cx3="http://schemas.microsoft.com/office/drawing/2016/5/9/chartex" xmlns:cx4="http://schemas.microsoft.com/office/drawing/2016/5/10/chartex" xmlns:cx5="http://schemas.microsoft.com/office/drawing/2016/5/11/chartex" xmlns:cx6="http://schemas.microsoft.com/office/drawing/2016/5/12/chartex" xmlns:cx7="http://schemas.microsoft.com/office/drawing/2016/5/13/chartex" xmlns:cx8="http://schemas.microsoft.com/office/drawing/2016/5/14/chartex" xmlns:mc="http://schemas.openxmlformats.org/markup-compatibility/2006" xmlns:aink="http://schemas.microsoft.com/office/drawing/2016/ink" xmlns:am3d="http://schemas.microsoft.com/office/drawing/2017/model3d" xmlns:o="urn:schemas-microsoft-com:office:office" xmlns:oel="http://schemas.microsoft.com/office/2019/extlst" xmlns:r="http://schemas.openxmlformats.org/officeDocument/2006/relationships" xmlns:m="http://schemas.openxmlformats.org/officeDocument/2006/math" xmlns:v="urn:schemas-microsoft-com:vml" xmlns:wp14="http://schemas.microsoft.com/office/word/2010/wordprocessingDrawing" xmlns:wp="http://schemas.openxmlformats.org/drawingml/2006/wordprocessingDrawing" xmlns:w10="urn:schemas-microsoft-com:office:word" xmlns:w="http://schemas.openxmlformats.org/wordprocessingml/2006/main" xmlns:w14="http://schemas.microsoft.com/office/word/2010/wordml" xmlns:w15="http://schemas.microsoft.com/office/word/2012/wordml" xmlns:w16cex="http://schemas.microsoft.com/office/word/2018/wordml/cex" xmlns:w16cid="http://schemas.microsoft.com/office/word/2016/wordml/cid" xmlns:w16="http://schemas.microsoft.com/office/word/2018/wordml" xmlns:w16du="http://schemas.microsoft.com/office/word/2023/wordml/word16du" xmlns:w16sdtdh="http://schemas.microsoft.com/office/word/2020/wordml/sdtdatahash" xmlns:w16sdtfl="http://schemas.microsoft.com/office/word/2024/wordml/sdtformatlock" xmlns:w16se="http://schemas.microsoft.com/office/word/2015/wordml/symex" xmlns:wpg="http://schemas.microsoft.com/office/word/2010/wordprocessingGroup" xmlns:wpi="http://schemas.microsoft.com/office/word/2010/wordprocessingInk" xmlns:wne="http://schemas.microsoft.com/office/word/2006/wordml" xmlns:wps="http://schemas.microsoft.com/office/word/2010/wordprocessingShape" mc:Ignorable="w14 w15 w16se w16cid w16 w16cex w16sdtdh w16sdtfl w16du wp14">
   <w:abstractNum w:abstractNumId="0" w15:restartNumberingAfterBreak="0">
     <w:nsid w:val="01A42758"/>
     <w:multiLevelType w:val="hybridMultilevel"/>
@@ -13992,104 +14115,104 @@
       </w:pPr>
     </w:lvl>
   </w:abstractNum>
-  <w:num w:numId="1">
+  <w:num w:numId="1" w16cid:durableId="1705788552">
     <w:abstractNumId w:val="3"/>
   </w:num>
-  <w:num w:numId="2">
+  <w:num w:numId="2" w16cid:durableId="1497113814">
     <w:abstractNumId w:val="18"/>
   </w:num>
-  <w:num w:numId="3">
+  <w:num w:numId="3" w16cid:durableId="116145245">
     <w:abstractNumId w:val="28"/>
   </w:num>
-  <w:num w:numId="4">
+  <w:num w:numId="4" w16cid:durableId="2099521153">
     <w:abstractNumId w:val="28"/>
     <w:lvlOverride w:ilvl="0">
       <w:startOverride w:val="1"/>
     </w:lvlOverride>
   </w:num>
-  <w:num w:numId="5">
+  <w:num w:numId="5" w16cid:durableId="1054083340">
     <w:abstractNumId w:val="14"/>
   </w:num>
-  <w:num w:numId="6">
+  <w:num w:numId="6" w16cid:durableId="2121874468">
     <w:abstractNumId w:val="2"/>
   </w:num>
-  <w:num w:numId="7">
+  <w:num w:numId="7" w16cid:durableId="2050181791">
     <w:abstractNumId w:val="22"/>
   </w:num>
-  <w:num w:numId="8">
+  <w:num w:numId="8" w16cid:durableId="976496098">
     <w:abstractNumId w:val="1"/>
   </w:num>
-  <w:num w:numId="9">
+  <w:num w:numId="9" w16cid:durableId="246352022">
     <w:abstractNumId w:val="13"/>
   </w:num>
-  <w:num w:numId="10">
+  <w:num w:numId="10" w16cid:durableId="1957173708">
     <w:abstractNumId w:val="26"/>
   </w:num>
-  <w:num w:numId="11">
+  <w:num w:numId="11" w16cid:durableId="1604723007">
     <w:abstractNumId w:val="15"/>
   </w:num>
-  <w:num w:numId="12">
+  <w:num w:numId="12" w16cid:durableId="1913932592">
     <w:abstractNumId w:val="27"/>
   </w:num>
-  <w:num w:numId="13">
+  <w:num w:numId="13" w16cid:durableId="987854909">
     <w:abstractNumId w:val="16"/>
   </w:num>
-  <w:num w:numId="14">
+  <w:num w:numId="14" w16cid:durableId="806124840">
     <w:abstractNumId w:val="25"/>
   </w:num>
-  <w:num w:numId="15">
+  <w:num w:numId="15" w16cid:durableId="1462305957">
     <w:abstractNumId w:val="24"/>
   </w:num>
-  <w:num w:numId="16">
+  <w:num w:numId="16" w16cid:durableId="878279502">
     <w:abstractNumId w:val="11"/>
   </w:num>
-  <w:num w:numId="17">
+  <w:num w:numId="17" w16cid:durableId="1904871974">
     <w:abstractNumId w:val="4"/>
   </w:num>
-  <w:num w:numId="18">
+  <w:num w:numId="18" w16cid:durableId="1823112228">
     <w:abstractNumId w:val="10"/>
   </w:num>
-  <w:num w:numId="19">
+  <w:num w:numId="19" w16cid:durableId="192422848">
     <w:abstractNumId w:val="0"/>
   </w:num>
-  <w:num w:numId="20">
+  <w:num w:numId="20" w16cid:durableId="952789449">
     <w:abstractNumId w:val="9"/>
   </w:num>
-  <w:num w:numId="21">
+  <w:num w:numId="21" w16cid:durableId="667757253">
     <w:abstractNumId w:val="7"/>
   </w:num>
-  <w:num w:numId="22">
+  <w:num w:numId="22" w16cid:durableId="1472551818">
     <w:abstractNumId w:val="12"/>
   </w:num>
-  <w:num w:numId="23">
+  <w:num w:numId="23" w16cid:durableId="912158923">
     <w:abstractNumId w:val="21"/>
   </w:num>
-  <w:num w:numId="24">
+  <w:num w:numId="24" w16cid:durableId="1403941910">
     <w:abstractNumId w:val="23"/>
   </w:num>
-  <w:num w:numId="25">
+  <w:num w:numId="25" w16cid:durableId="1965427588">
     <w:abstractNumId w:val="19"/>
   </w:num>
-  <w:num w:numId="26">
+  <w:num w:numId="26" w16cid:durableId="288316538">
     <w:abstractNumId w:val="5"/>
   </w:num>
-  <w:num w:numId="27">
+  <w:num w:numId="27" w16cid:durableId="45178326">
     <w:abstractNumId w:val="8"/>
   </w:num>
-  <w:num w:numId="28">
+  <w:num w:numId="28" w16cid:durableId="1625043472">
     <w:abstractNumId w:val="20"/>
   </w:num>
-  <w:num w:numId="29">
+  <w:num w:numId="29" w16cid:durableId="1716663697">
     <w:abstractNumId w:val="6"/>
   </w:num>
-  <w:num w:numId="30">
+  <w:num w:numId="30" w16cid:durableId="61103690">
     <w:abstractNumId w:val="17"/>
   </w:num>
 </w:numbering>
 </file>
 
 <file path=word/styles.xml><?xml version="1.0" encoding="utf-8"?>
-<w:styles xmlns:mc="http://schemas.openxmlformats.org/markup-compatibility/2006" xmlns:r="http://schemas.openxmlformats.org/officeDocument/2006/relationships" xmlns:w="http://schemas.openxmlformats.org/wordprocessingml/2006/main" xmlns:w14="http://schemas.microsoft.com/office/word/2010/wordml" xmlns:w15="http://schemas.microsoft.com/office/word/2012/wordml" xmlns:w16cid="http://schemas.microsoft.com/office/word/2016/wordml/cid" xmlns:w16se="http://schemas.microsoft.com/office/word/2015/wordml/symex" mc:Ignorable="w14 w15 w16se w16cid">
+<w:styles xmlns:mc="http://schemas.openxmlformats.org/markup-compatibility/2006" xmlns:r="http://schemas.openxmlformats.org/officeDocument/2006/relationships" xmlns:w="http://schemas.openxmlformats.org/wordprocessingml/2006/main" xmlns:w14="http://schemas.microsoft.com/office/word/2010/wordml" xmlns:w15="http://schemas.microsoft.com/office/word/2012/wordml" xmlns:w16cex="http://schemas.microsoft.com/office/word/2018/wordml/cex" xmlns:w16cid="http://schemas.microsoft.com/office/word/2016/wordml/cid" xmlns:w16="http://schemas.microsoft.com/office/word/2018/wordml" xmlns:w16du="http://schemas.microsoft.com/office/word/2023/wordml/word16du" xmlns:w16sdtdh="http://schemas.microsoft.com/office/word/2020/wordml/sdtdatahash" xmlns:w16sdtfl="http://schemas.microsoft.com/office/word/2024/wordml/sdtformatlock" xmlns:w16se="http://schemas.microsoft.com/office/word/2015/wordml/symex" mc:Ignorable="w14 w15 w16se w16cid w16 w16cex w16sdtdh w16sdtfl w16du">
   <w:docDefaults>
     <w:rPrDefault>
       <w:rPr>
@@ -15660,7 +15783,12 @@
 </file>
 
 <file path=customXml/item1.xml><?xml version="1.0" encoding="utf-8"?>
-<b:Sources xmlns:b="http://schemas.openxmlformats.org/officeDocument/2006/bibliography" xmlns="http://schemas.openxmlformats.org/officeDocument/2006/bibliography" SelectedStyle="\APASixthEditionOfficeOnline.xsl" StyleName="APA" Version="6"/>
+<?mso-contentType ?>
+<FormTemplates xmlns="http://schemas.microsoft.com/sharepoint/v3/contenttype/forms">
+  <Display>DocumentLibraryForm</Display>
+  <Edit>DocumentLibraryForm</Edit>
+  <New>DocumentLibraryForm</New>
+</FormTemplates>
 </file>
 
 <file path=customXml/item2.xml><?xml version="1.0" encoding="utf-8"?>
@@ -15993,15 +16121,6 @@
 </file>
 
 <file path=customXml/item4.xml><?xml version="1.0" encoding="utf-8"?>
-<?mso-contentType ?>
-<FormTemplates xmlns="http://schemas.microsoft.com/sharepoint/v3/contenttype/forms">
-  <Display>DocumentLibraryForm</Display>
-  <Edit>DocumentLibraryForm</Edit>
-  <New>DocumentLibraryForm</New>
-</FormTemplates>
-</file>
-
-<file path=customXml/item5.xml><?xml version="1.0" encoding="utf-8"?>
 <p:properties xmlns:p="http://schemas.microsoft.com/office/2006/metadata/properties" xmlns:xsi="http://www.w3.org/2001/XMLSchema-instance" xmlns:pc="http://schemas.microsoft.com/office/infopath/2007/PartnerControls">
   <documentManagement>
     <Complete_x003f_ xmlns="62716bce-2e5b-4137-9339-0c56d67fb532">false</Complete_x003f_>
@@ -16018,26 +16137,62 @@
 </p:properties>
 </file>
 
+<file path=customXml/item5.xml><?xml version="1.0" encoding="utf-8"?>
+<b:Sources xmlns:b="http://schemas.openxmlformats.org/officeDocument/2006/bibliography" xmlns="http://schemas.openxmlformats.org/officeDocument/2006/bibliography" SelectedStyle="\APASixthEditionOfficeOnline.xsl" StyleName="APA" Version="6"/>
+</file>
+
 <file path=customXml/itemProps1.xml><?xml version="1.0" encoding="utf-8"?>
+<ds:datastoreItem xmlns:ds="http://schemas.openxmlformats.org/officeDocument/2006/customXml" ds:itemID="{8984BC34-79F7-4E7F-8556-3E4AD76AB3DA}">
+  <ds:schemaRefs>
+    <ds:schemaRef ds:uri="http://schemas.microsoft.com/sharepoint/v3/contenttype/forms"/>
+  </ds:schemaRefs>
+</ds:datastoreItem>
+</file>
+
+<file path=customXml/itemProps2.xml><?xml version="1.0" encoding="utf-8"?>
+<ds:datastoreItem xmlns:ds="http://schemas.openxmlformats.org/officeDocument/2006/customXml" ds:itemID="{F7024690-9ADF-43F8-86FF-BB8942AEB769}">
+  <ds:schemaRefs>
+    <ds:schemaRef ds:uri="http://schemas.microsoft.com/office/2006/metadata/contentType"/>
+    <ds:schemaRef ds:uri="http://schemas.microsoft.com/office/2006/metadata/properties/metaAttributes"/>
+    <ds:schemaRef ds:uri="http://www.w3.org/2001/XMLSchema"/>
+    <ds:schemaRef ds:uri="http://schemas.microsoft.com/office/2006/metadata/properties"/>
+    <ds:schemaRef ds:uri="066b1fa1-e673-41bd-87ba-8687893fe173"/>
+    <ds:schemaRef ds:uri="62716bce-2e5b-4137-9339-0c56d67fb532"/>
+    <ds:schemaRef ds:uri="73088aa1-bb70-4e27-95fc-187c5437fa54"/>
+    <ds:schemaRef ds:uri="http://schemas.microsoft.com/office/2006/documentManagement/types"/>
+    <ds:schemaRef ds:uri="http://schemas.microsoft.com/office/infopath/2007/PartnerControls"/>
+    <ds:schemaRef ds:uri="http://schemas.openxmlformats.org/package/2006/metadata/core-properties"/>
+    <ds:schemaRef ds:uri="http://purl.org/dc/elements/1.1/"/>
+    <ds:schemaRef ds:uri="http://purl.org/dc/terms/"/>
+    <ds:schemaRef ds:uri="http://schemas.microsoft.com/internal/obd"/>
+  </ds:schemaRefs>
+</ds:datastoreItem>
+</file>
+
+<file path=customXml/itemProps3.xml><?xml version="1.0" encoding="utf-8"?>
+<ds:datastoreItem xmlns:ds="http://schemas.openxmlformats.org/officeDocument/2006/customXml" ds:itemID="{E57939FB-8ABC-4A8F-9B54-867CF2F504BA}">
+  <ds:schemaRefs>
+    <ds:schemaRef ds:uri="http://schemas.microsoft.com/sharepoint/events"/>
+  </ds:schemaRefs>
+</ds:datastoreItem>
+</file>
+
+<file path=customXml/itemProps4.xml><?xml version="1.0" encoding="utf-8"?>
+<ds:datastoreItem xmlns:ds="http://schemas.openxmlformats.org/officeDocument/2006/customXml" ds:itemID="{6D7FCC3D-9EC4-45C6-8B00-EDE2450BFFF0}">
+  <ds:schemaRefs>
+    <ds:schemaRef ds:uri="http://schemas.microsoft.com/office/2006/metadata/properties"/>
+    <ds:schemaRef ds:uri="http://schemas.microsoft.com/office/infopath/2007/PartnerControls"/>
+    <ds:schemaRef ds:uri="62716bce-2e5b-4137-9339-0c56d67fb532"/>
+    <ds:schemaRef ds:uri="066b1fa1-e673-41bd-87ba-8687893fe173"/>
+    <ds:schemaRef ds:uri="73088aa1-bb70-4e27-95fc-187c5437fa54"/>
+  </ds:schemaRefs>
+</ds:datastoreItem>
+</file>
+
+<file path=customXml/itemProps5.xml><?xml version="1.0" encoding="utf-8"?>
 <ds:datastoreItem xmlns:ds="http://schemas.openxmlformats.org/officeDocument/2006/customXml" ds:itemID="{4FB1CD4C-8B77-42E1-843C-E252CD3511E7}">
   <ds:schemaRefs>
     <ds:schemaRef ds:uri="http://schemas.openxmlformats.org/officeDocument/2006/bibliography"/>
   </ds:schemaRefs>
 </ds:datastoreItem>
-</file>
-
-<file path=customXml/itemProps2.xml><?xml version="1.0" encoding="utf-8"?>
-<ds:datastoreItem xmlns:ds="http://schemas.openxmlformats.org/officeDocument/2006/customXml" ds:itemID="{F7024690-9ADF-43F8-86FF-BB8942AEB769}"/>
-</file>
-
-<file path=customXml/itemProps3.xml><?xml version="1.0" encoding="utf-8"?>
-<ds:datastoreItem xmlns:ds="http://schemas.openxmlformats.org/officeDocument/2006/customXml" ds:itemID="{E57939FB-8ABC-4A8F-9B54-867CF2F504BA}"/>
-</file>
-
-<file path=customXml/itemProps4.xml><?xml version="1.0" encoding="utf-8"?>
-<ds:datastoreItem xmlns:ds="http://schemas.openxmlformats.org/officeDocument/2006/customXml" ds:itemID="{8984BC34-79F7-4E7F-8556-3E4AD76AB3DA}"/>
-</file>
-
-<file path=customXml/itemProps5.xml><?xml version="1.0" encoding="utf-8"?>
-<ds:datastoreItem xmlns:ds="http://schemas.openxmlformats.org/officeDocument/2006/customXml" ds:itemID="{6D7FCC3D-9EC4-45C6-8B00-EDE2450BFFF0}"/>
 </file>